--- a/fuentes/CFA1_13460000_DU.docx
+++ b/fuentes/CFA1_13460000_DU.docx
@@ -2591,6 +2591,7 @@
       </w:pPr>
       <w:r>
         <w:rPr>
+          <w:noProof/>
           <w:lang w:val="es-419"/>
         </w:rPr>
         <w:drawing>
@@ -2827,6 +2828,7 @@
           <w:szCs w:val="28"/>
           <w:lang w:val="es-419"/>
         </w:rPr>
+        <w:lastRenderedPageBreak/>
         <w:br w:type="page"/>
       </w:r>
     </w:p>
@@ -2895,10 +2897,6 @@
         <w:t xml:space="preserve">Figura 1. </w:t>
       </w:r>
       <w:r>
-        <w:rPr>
-          <w:b w:val="0"/>
-          <w:bCs w:val="0"/>
-        </w:rPr>
         <w:t>Etapas del comercio exterior</w:t>
       </w:r>
     </w:p>
@@ -2910,6 +2908,7 @@
       </w:pPr>
       <w:r>
         <w:rPr>
+          <w:noProof/>
           <w:lang w:val="es-419" w:eastAsia="es-CO"/>
         </w:rPr>
         <w:drawing>
@@ -3166,10 +3165,7 @@
         </w:rPr>
       </w:pPr>
       <w:r>
-        <w:t>Lo anterior genera impactos económicos en los países, de distintas formas como, por ejemplo: salida de divisas, se complementa la oferta nacional, se puede afectar la balanza comercial y se estimula la competitividad empresaria</w:t>
-      </w:r>
-      <w:r>
-        <w:t>l</w:t>
+        <w:t>Lo anterior genera impactos económicos en los países, de distintas formas como, por ejemplo: salida de divisas, se complementa la oferta nacional, se puede afectar la balanza comercial y se estimula la competitividad empresarial</w:t>
       </w:r>
       <w:r>
         <w:rPr>
@@ -3393,30 +3389,27 @@
         </w:rPr>
         <w:t xml:space="preserve">estudiar la clasificación de las mercancías, según su naturaleza: </w:t>
       </w:r>
-      <w:r>
-        <w:rPr>
-          <w:color w:val="A20000"/>
-          <w:lang w:val="es-419" w:eastAsia="es-CO"/>
-        </w:rPr>
-        <w:t>FALTA CORREGIR IMAGEN DE LA MINIATURA</w:t>
-      </w:r>
-    </w:p>
-    <w:p>
-      <w:pPr>
-        <w:rPr>
-          <w:lang w:val="es-419" w:eastAsia="es-CO"/>
-        </w:rPr>
-      </w:pPr>
-      <w:r>
-        <w:rPr>
-          <w:lang w:val="es-419" w:eastAsia="es-CO"/>
+    </w:p>
+    <w:p>
+      <w:pPr>
+        <w:rPr>
+          <w:lang w:val="es-419" w:eastAsia="es-CO"/>
+        </w:rPr>
+      </w:pPr>
+      <w:r>
+        <w:rPr>
+          <w:bCs/>
+          <w:noProof/>
+          <w:color w:val="000000"/>
+          <w:sz w:val="20"/>
+          <w:szCs w:val="20"/>
         </w:rPr>
         <w:lastRenderedPageBreak/>
         <w:drawing>
-          <wp:inline distT="0" distB="0" distL="0" distR="0" wp14:anchorId="71F02BDB" wp14:editId="0C06270D">
-            <wp:extent cx="5537337" cy="3114613"/>
+          <wp:inline distT="0" distB="0" distL="0" distR="0" wp14:anchorId="501D4C43" wp14:editId="441F104F">
+            <wp:extent cx="5270500" cy="2302349"/>
             <wp:effectExtent l="0" t="0" r="0" b="0"/>
-            <wp:docPr id="1435023674" name="Imagen 1">
+            <wp:docPr id="506986984" name="Imagen 1">
               <a:extLst xmlns:a="http://schemas.openxmlformats.org/drawingml/2006/main">
                 <a:ext uri="{C183D7F6-B498-43B3-948B-1728B52AA6E4}">
                   <adec:decorative xmlns:adec="http://schemas.microsoft.com/office/drawing/2017/decorative" val="1"/>
@@ -3430,7 +3423,7 @@
               <a:graphicData uri="http://schemas.openxmlformats.org/drawingml/2006/picture">
                 <pic:pic xmlns:pic="http://schemas.openxmlformats.org/drawingml/2006/picture">
                   <pic:nvPicPr>
-                    <pic:cNvPr id="1435023674" name="Imagen 1">
+                    <pic:cNvPr id="506986984" name="Imagen 1">
                       <a:extLst>
                         <a:ext uri="{C183D7F6-B498-43B3-948B-1728B52AA6E4}">
                           <adec:decorative xmlns:adec="http://schemas.microsoft.com/office/drawing/2017/decorative" val="1"/>
@@ -3448,7 +3441,7 @@
                   <pic:spPr>
                     <a:xfrm>
                       <a:off x="0" y="0"/>
-                      <a:ext cx="5554159" cy="3124075"/>
+                      <a:ext cx="5357610" cy="2340402"/>
                     </a:xfrm>
                     <a:prstGeom prst="rect">
                       <a:avLst/>
@@ -3464,10 +3457,6 @@
     <w:p>
       <w:pPr>
         <w:pStyle w:val="Figura"/>
-        <w:rPr>
-          <w:b w:val="0"/>
-          <w:bCs w:val="0"/>
-        </w:rPr>
       </w:pPr>
       <w:hyperlink r:id="rId19" w:history="1">
         <w:r>
@@ -3518,14 +3507,7 @@
                 <w:b/>
                 <w:lang w:val="es-419"/>
               </w:rPr>
-              <w:t xml:space="preserve"> </w:t>
-            </w:r>
-            <w:r>
-              <w:rPr>
-                <w:b/>
-                <w:lang w:val="es-419"/>
-              </w:rPr>
-              <w:t>mercancías, tipo</w:t>
+              <w:t xml:space="preserve"> mercancías, tipo</w:t>
             </w:r>
             <w:r>
               <w:rPr>
@@ -3656,31 +3638,7 @@
               <w:rPr>
                 <w:lang w:val="es-419"/>
               </w:rPr>
-              <w:t>M</w:t>
-            </w:r>
-            <w:r>
-              <w:rPr>
-                <w:lang w:val="es-419"/>
-              </w:rPr>
-              <w:t>ercancías extranjeras</w:t>
-            </w:r>
-            <w:r>
-              <w:rPr>
-                <w:lang w:val="es-419"/>
-              </w:rPr>
-              <w:t xml:space="preserve">: </w:t>
-            </w:r>
-            <w:r>
-              <w:rPr>
-                <w:lang w:val="es-419"/>
-              </w:rPr>
-              <w:t>que son productos procesados en otro país</w:t>
-            </w:r>
-            <w:r>
-              <w:rPr>
-                <w:lang w:val="es-419"/>
-              </w:rPr>
-              <w:t>.</w:t>
+              <w:t>Mercancías extranjeras: que son productos procesados en otro país.</w:t>
             </w:r>
           </w:p>
           <w:p>
@@ -3716,37 +3674,7 @@
               <w:rPr>
                 <w:lang w:val="es-419"/>
               </w:rPr>
-              <w:t>se pueden definir como los productos procesados o remanufacturados en el país</w:t>
-            </w:r>
-            <w:r>
-              <w:rPr>
-                <w:lang w:val="es-419"/>
-              </w:rPr>
-              <w:t>. P</w:t>
-            </w:r>
-            <w:r>
-              <w:rPr>
-                <w:lang w:val="es-419"/>
-              </w:rPr>
-              <w:t>ara la producción</w:t>
-            </w:r>
-            <w:r>
-              <w:rPr>
-                <w:lang w:val="es-419"/>
-              </w:rPr>
-              <w:t xml:space="preserve"> p</w:t>
-            </w:r>
-            <w:r>
-              <w:rPr>
-                <w:lang w:val="es-419"/>
-              </w:rPr>
-              <w:t>uede ser usada, materia prima nacional o extranjera, pero debidamente nacionalizada</w:t>
-            </w:r>
-            <w:r>
-              <w:rPr>
-                <w:lang w:val="es-419"/>
-              </w:rPr>
-              <w:t>.</w:t>
+              <w:t>se pueden definir como los productos procesados o remanufacturados en el país. Para la producción puede ser usada, materia prima nacional o extranjera, pero debidamente nacionalizada.</w:t>
             </w:r>
           </w:p>
           <w:p>
@@ -3764,7 +3692,6 @@
               <w:rPr>
                 <w:lang w:val="es-419"/>
               </w:rPr>
-              <w:lastRenderedPageBreak/>
               <w:t>Mercancías peligrosas</w:t>
             </w:r>
             <w:r>
@@ -3813,6 +3740,7 @@
               <w:rPr>
                 <w:lang w:val="es-419"/>
               </w:rPr>
+              <w:lastRenderedPageBreak/>
               <w:t>A</w:t>
             </w:r>
             <w:r>
@@ -4157,7 +4085,6 @@
               <w:rPr>
                 <w:lang w:val="es-419"/>
               </w:rPr>
-              <w:lastRenderedPageBreak/>
               <w:t>E</w:t>
             </w:r>
             <w:r>
@@ -4220,6 +4147,7 @@
       </w:pPr>
       <w:bookmarkStart w:id="8" w:name="_Toc201353875"/>
       <w:r>
+        <w:lastRenderedPageBreak/>
         <w:t xml:space="preserve">2.3 </w:t>
       </w:r>
       <w:r>
@@ -4997,6 +4925,7 @@
       </w:pPr>
       <w:bookmarkStart w:id="9" w:name="_Toc201353876"/>
       <w:r>
+        <w:lastRenderedPageBreak/>
         <w:t>2.3.1 Sistema armonizado</w:t>
       </w:r>
       <w:bookmarkEnd w:id="9"/>
@@ -5129,33 +5058,33 @@
         <w:rPr>
           <w:lang w:val="es-419" w:eastAsia="es-CO"/>
         </w:rPr>
+        <w:t xml:space="preserve">Este sistema consta de 21 secciones y 97 capítulos que detallan cada tipo de mercancía, además de títulos de cuatro dígitos y subtítulos de seis dígitos. </w:t>
+      </w:r>
+    </w:p>
+    <w:p>
+      <w:pPr>
+        <w:rPr>
+          <w:lang w:val="es-419" w:eastAsia="es-CO"/>
+        </w:rPr>
+      </w:pPr>
+      <w:r>
+        <w:rPr>
+          <w:lang w:val="es-419" w:eastAsia="es-CO"/>
+        </w:rPr>
+        <w:t>Para la codificación de las mercancías se implementa la siguiente estructura de 6 dígitos: los primeros 2 dígitos identifican el capítulo (grupo general de productos), los siguientes 2 dígitos (4 en total) corresponden a la partida (subgrupo más específico), los últimos 2 dígitos (6 en total) determinan la subpartida (clasificación detallada del producto).</w:t>
+      </w:r>
+    </w:p>
+    <w:p>
+      <w:pPr>
+        <w:rPr>
+          <w:lang w:val="es-419" w:eastAsia="es-CO"/>
+        </w:rPr>
+      </w:pPr>
+      <w:r>
+        <w:rPr>
+          <w:lang w:val="es-419" w:eastAsia="es-CO"/>
+        </w:rPr>
         <w:lastRenderedPageBreak/>
-        <w:t xml:space="preserve">Este sistema consta de 21 secciones y 97 capítulos que detallan cada tipo de mercancía, además de títulos de cuatro dígitos y subtítulos de seis dígitos. </w:t>
-      </w:r>
-    </w:p>
-    <w:p>
-      <w:pPr>
-        <w:rPr>
-          <w:lang w:val="es-419" w:eastAsia="es-CO"/>
-        </w:rPr>
-      </w:pPr>
-      <w:r>
-        <w:rPr>
-          <w:lang w:val="es-419" w:eastAsia="es-CO"/>
-        </w:rPr>
-        <w:t>Para la codificación de las mercancías se implementa la siguiente estructura de 6 dígitos: los primeros 2 dígitos identifican el capítulo (grupo general de productos), los siguientes 2 dígitos (4 en total) corresponden a la partida (subgrupo más específico), los últimos 2 dígitos (6 en total) determinan la subpartida (clasificación detallada del producto).</w:t>
-      </w:r>
-    </w:p>
-    <w:p>
-      <w:pPr>
-        <w:rPr>
-          <w:lang w:val="es-419" w:eastAsia="es-CO"/>
-        </w:rPr>
-      </w:pPr>
-      <w:r>
-        <w:rPr>
-          <w:lang w:val="es-419" w:eastAsia="es-CO"/>
-        </w:rPr>
         <w:t>En el siguiente ejemplo podemos evidenciar la implementación de la codificación del Sistema Armonizado utilizada para motores eléctricos para automóviles.</w:t>
       </w:r>
     </w:p>
@@ -5191,6 +5120,7 @@
       </w:pPr>
       <w:r>
         <w:rPr>
+          <w:noProof/>
           <w:lang w:val="es-419" w:eastAsia="es-CO"/>
         </w:rPr>
         <w:drawing>
@@ -5383,7 +5313,6 @@
         <w:rPr>
           <w:lang w:val="es-419" w:eastAsia="es-CO"/>
         </w:rPr>
-        <w:lastRenderedPageBreak/>
         <w:t>Funciones</w:t>
       </w:r>
       <w:r>
@@ -5512,6 +5441,7 @@
           <w:szCs w:val="28"/>
           <w:lang w:val="es-419" w:eastAsia="es-CO"/>
         </w:rPr>
+        <w:lastRenderedPageBreak/>
         <w:t>Evita ambigüedades en mercancías similares.</w:t>
       </w:r>
     </w:p>
@@ -6245,21 +6175,10 @@
     <w:p>
       <w:pPr>
         <w:pStyle w:val="Figura"/>
-        <w:rPr>
-          <w:b w:val="0"/>
-          <w:bCs w:val="0"/>
-        </w:rPr>
       </w:pPr>
       <w:r>
         <w:lastRenderedPageBreak/>
-        <w:t xml:space="preserve">Figura 3. </w:t>
-      </w:r>
-      <w:r>
-        <w:rPr>
-          <w:b w:val="0"/>
-          <w:bCs w:val="0"/>
-        </w:rPr>
-        <w:t>Tipos de procedimientos aduaneros</w:t>
+        <w:t>Figura 3. Tipos de procedimientos aduaneros</w:t>
       </w:r>
     </w:p>
     <w:p>
@@ -6273,10 +6192,10 @@
           <w:lang w:val="es-419" w:eastAsia="es-CO"/>
         </w:rPr>
         <w:drawing>
-          <wp:inline distT="0" distB="0" distL="0" distR="0" wp14:anchorId="4D4ED9A9" wp14:editId="2A62CF41">
-            <wp:extent cx="5526059" cy="3379807"/>
+          <wp:inline distT="0" distB="0" distL="0" distR="0" wp14:anchorId="05B81B5D" wp14:editId="5706A71E">
+            <wp:extent cx="5642311" cy="3420920"/>
             <wp:effectExtent l="0" t="0" r="0" b="0"/>
-            <wp:docPr id="75643641" name="Imagen 1" descr="La figura 3 describe los tipos de procedimientos aduaneros: principales, especiales y regímenes aduaneros especiales."/>
+            <wp:docPr id="1800884363" name="Imagen 1" descr="La figura 3 describe los tipos de procedimientos aduaneros: principales, especiales y regímenes aduaneros especiales."/>
             <wp:cNvGraphicFramePr>
               <a:graphicFrameLocks xmlns:a="http://schemas.openxmlformats.org/drawingml/2006/main" noChangeAspect="1"/>
             </wp:cNvGraphicFramePr>
@@ -6284,7 +6203,7 @@
               <a:graphicData uri="http://schemas.openxmlformats.org/drawingml/2006/picture">
                 <pic:pic xmlns:pic="http://schemas.openxmlformats.org/drawingml/2006/picture">
                   <pic:nvPicPr>
-                    <pic:cNvPr id="75643641" name="Imagen 1" descr="La figura 3 describe los tipos de procedimientos aduaneros: principales, especiales y regímenes aduaneros especiales."/>
+                    <pic:cNvPr id="1800884363" name="Imagen 1" descr="La figura 3 describe los tipos de procedimientos aduaneros: principales, especiales y regímenes aduaneros especiales."/>
                     <pic:cNvPicPr/>
                   </pic:nvPicPr>
                   <pic:blipFill>
@@ -6296,7 +6215,7 @@
                   <pic:spPr>
                     <a:xfrm>
                       <a:off x="0" y="0"/>
-                      <a:ext cx="5561137" cy="3401261"/>
+                      <a:ext cx="5670779" cy="3438180"/>
                     </a:xfrm>
                     <a:prstGeom prst="rect">
                       <a:avLst/>
@@ -6307,21 +6226,6 @@
             </a:graphic>
           </wp:inline>
         </w:drawing>
-      </w:r>
-    </w:p>
-    <w:p>
-      <w:pPr>
-        <w:rPr>
-          <w:color w:val="A20000"/>
-          <w:lang w:val="es-419" w:eastAsia="es-CO"/>
-        </w:rPr>
-      </w:pPr>
-      <w:r>
-        <w:rPr>
-          <w:color w:val="A20000"/>
-          <w:lang w:val="es-419" w:eastAsia="es-CO"/>
-        </w:rPr>
-        <w:t xml:space="preserve">CAMBIAR IMAGEN </w:t>
       </w:r>
     </w:p>
     <w:p>
@@ -7194,6 +7098,7 @@
                 <w:b/>
                 <w:bCs/>
               </w:rPr>
+              <w:lastRenderedPageBreak/>
               <w:t>Exportación</w:t>
             </w:r>
           </w:p>
@@ -7511,6 +7416,7 @@
               <w:jc w:val="center"/>
             </w:pPr>
             <w:r>
+              <w:lastRenderedPageBreak/>
               <w:t>Importación</w:t>
             </w:r>
           </w:p>
@@ -7877,6 +7783,7 @@
             <w:r>
               <w:rPr>
                 <w:rStyle w:val="Extranjerismo"/>
+                <w:lang w:val="es-CO"/>
               </w:rPr>
               <w:t xml:space="preserve"> blockchain </w:t>
             </w:r>
@@ -8224,6 +8131,7 @@
             <w:r>
               <w:rPr>
                 <w:rStyle w:val="Extranjerismo"/>
+                <w:lang w:val="es-CO"/>
               </w:rPr>
               <w:t xml:space="preserve">Drawback </w:t>
             </w:r>
@@ -8285,6 +8193,7 @@
             <w:r>
               <w:rPr>
                 <w:rStyle w:val="Extranjerismo"/>
+                <w:lang w:val="es-CO"/>
               </w:rPr>
               <w:t>blockchain</w:t>
             </w:r>
@@ -8590,6 +8499,7 @@
                 <w:b/>
                 <w:bCs/>
               </w:rPr>
+              <w:lastRenderedPageBreak/>
               <w:t>Principales (obligatorios)</w:t>
             </w:r>
           </w:p>
@@ -9435,50 +9345,18 @@
     </w:p>
     <w:p>
       <w:pPr>
-        <w:rPr>
-          <w:b/>
-          <w:bCs/>
-        </w:rPr>
-      </w:pPr>
-      <w:r>
-        <w:rPr>
-          <w:b/>
-          <w:bCs/>
-          <w:lang w:val="es-419" w:eastAsia="es-CO"/>
-        </w:rPr>
-        <w:t>Arancel</w:t>
-      </w:r>
-    </w:p>
-    <w:p>
-      <w:pPr>
         <w:pStyle w:val="Figura"/>
-        <w:rPr>
-          <w:b w:val="0"/>
-          <w:bCs w:val="0"/>
-        </w:rPr>
       </w:pPr>
       <w:r>
         <w:t xml:space="preserve">Figura 4. </w:t>
       </w:r>
       <w:r>
-        <w:rPr>
-          <w:b w:val="0"/>
-          <w:bCs w:val="0"/>
-        </w:rPr>
         <w:t>Ge</w:t>
       </w:r>
       <w:r>
-        <w:rPr>
-          <w:b w:val="0"/>
-          <w:bCs w:val="0"/>
-        </w:rPr>
         <w:t>n</w:t>
       </w:r>
       <w:r>
-        <w:rPr>
-          <w:b w:val="0"/>
-          <w:bCs w:val="0"/>
-        </w:rPr>
         <w:t>eralidades de los aranceles</w:t>
       </w:r>
     </w:p>
@@ -9490,6 +9368,7 @@
       </w:pPr>
       <w:r>
         <w:rPr>
+          <w:noProof/>
           <w:lang w:val="es-419" w:eastAsia="es-CO"/>
         </w:rPr>
         <w:drawing>
@@ -9617,20 +9496,26 @@
         <w:rPr>
           <w:lang w:val="es-419" w:eastAsia="es-CO"/>
         </w:rPr>
+        <w:t>Comúnmente se aplica sobre importaciones</w:t>
+      </w:r>
+      <w:r>
+        <w:rPr>
+          <w:lang w:val="es-419" w:eastAsia="es-CO"/>
+        </w:rPr>
+        <w:t>: e</w:t>
+      </w:r>
+      <w:r>
+        <w:rPr>
+          <w:lang w:val="es-419" w:eastAsia="es-CO"/>
+        </w:rPr>
+        <w:t xml:space="preserve">l arancel sobre un bien importado, aumenta el precio recibido por los productores nacionales de </w:t>
+      </w:r>
+      <w:r>
+        <w:rPr>
+          <w:lang w:val="es-419" w:eastAsia="es-CO"/>
+        </w:rPr>
         <w:lastRenderedPageBreak/>
-        <w:t>Comúnmente se aplica sobre importaciones</w:t>
-      </w:r>
-      <w:r>
-        <w:rPr>
-          <w:lang w:val="es-419" w:eastAsia="es-CO"/>
-        </w:rPr>
-        <w:t>: e</w:t>
-      </w:r>
-      <w:r>
-        <w:rPr>
-          <w:lang w:val="es-419" w:eastAsia="es-CO"/>
-        </w:rPr>
-        <w:t>l arancel sobre un bien importado, aumenta el precio recibido por los productores nacionales de dicho bien logrando una desmotivación en el consumo de bienes extranjeros.</w:t>
+        <w:t>dicho bien logrando una desmotivación en el consumo de bienes extranjeros.</w:t>
       </w:r>
     </w:p>
     <w:p>
@@ -9674,16 +9559,11 @@
     <w:p>
       <w:pPr>
         <w:pStyle w:val="Figura"/>
-        <w:shd w:val="clear" w:color="auto" w:fill="FFFF00"/>
       </w:pPr>
       <w:r>
         <w:t xml:space="preserve">Figura 5. </w:t>
       </w:r>
       <w:r>
-        <w:rPr>
-          <w:b w:val="0"/>
-          <w:bCs w:val="0"/>
-        </w:rPr>
         <w:t>Clasificación de los aranceles</w:t>
       </w:r>
     </w:p>
@@ -9698,10 +9578,10 @@
           <w:lang w:val="es-419" w:eastAsia="es-CO"/>
         </w:rPr>
         <w:drawing>
-          <wp:inline distT="0" distB="0" distL="0" distR="0" wp14:anchorId="07DAE655" wp14:editId="46163D0F">
-            <wp:extent cx="5768562" cy="3046833"/>
-            <wp:effectExtent l="0" t="0" r="0" b="1270"/>
-            <wp:docPr id="1843284198" name="Imagen 1" descr="En la figura 5 se presenta la clasificación de los aranceles."/>
+          <wp:inline distT="0" distB="0" distL="0" distR="0" wp14:anchorId="3710FB88" wp14:editId="4FF110E1">
+            <wp:extent cx="5670590" cy="2927417"/>
+            <wp:effectExtent l="0" t="0" r="0" b="6350"/>
+            <wp:docPr id="296331669" name="Imagen 1" descr="En la figura 5 se presenta la clasificación de los aranceles."/>
             <wp:cNvGraphicFramePr>
               <a:graphicFrameLocks xmlns:a="http://schemas.openxmlformats.org/drawingml/2006/main" noChangeAspect="1"/>
             </wp:cNvGraphicFramePr>
@@ -9709,7 +9589,7 @@
               <a:graphicData uri="http://schemas.openxmlformats.org/drawingml/2006/picture">
                 <pic:pic xmlns:pic="http://schemas.openxmlformats.org/drawingml/2006/picture">
                   <pic:nvPicPr>
-                    <pic:cNvPr id="1843284198" name="Imagen 1" descr="En la figura 5 se presenta la clasificación de los aranceles."/>
+                    <pic:cNvPr id="296331669" name="Imagen 1" descr="En la figura 5 se presenta la clasificación de los aranceles."/>
                     <pic:cNvPicPr/>
                   </pic:nvPicPr>
                   <pic:blipFill>
@@ -9721,7 +9601,7 @@
                   <pic:spPr>
                     <a:xfrm>
                       <a:off x="0" y="0"/>
-                      <a:ext cx="5794902" cy="3060745"/>
+                      <a:ext cx="5724440" cy="2955217"/>
                     </a:xfrm>
                     <a:prstGeom prst="rect">
                       <a:avLst/>
@@ -9793,7 +9673,6 @@
           <w:rStyle w:val="Extranjerismo"/>
           <w:lang w:val="es-419" w:eastAsia="es-CO"/>
         </w:rPr>
-        <w:lastRenderedPageBreak/>
         <w:t>Ad valorem</w:t>
       </w:r>
       <w:r>
@@ -9825,6 +9704,7 @@
         <w:rPr>
           <w:lang w:val="es-419" w:eastAsia="es-CO"/>
         </w:rPr>
+        <w:lastRenderedPageBreak/>
         <w:t>Mixto</w:t>
       </w:r>
       <w:r>
@@ -9899,20 +9779,9 @@
     <w:p>
       <w:pPr>
         <w:pStyle w:val="Figura"/>
-        <w:rPr>
-          <w:b w:val="0"/>
-          <w:bCs w:val="0"/>
-        </w:rPr>
-      </w:pPr>
-      <w:r>
-        <w:t xml:space="preserve">Figura 6. </w:t>
-      </w:r>
-      <w:r>
-        <w:rPr>
-          <w:b w:val="0"/>
-          <w:bCs w:val="0"/>
-        </w:rPr>
-        <w:t>Tipos de procedimientos arancelarios</w:t>
+      </w:pPr>
+      <w:r>
+        <w:t>Figura 6. Tipos de procedimientos arancelarios</w:t>
       </w:r>
     </w:p>
     <w:p>
@@ -9930,6 +9799,7 @@
       </w:r>
       <w:r>
         <w:rPr>
+          <w:noProof/>
           <w:lang w:val="es-419" w:eastAsia="es-CO"/>
         </w:rPr>
         <w:drawing>
@@ -9979,7 +9849,6 @@
         <w:rPr>
           <w:lang w:val="es-419" w:eastAsia="es-CO"/>
         </w:rPr>
-        <w:lastRenderedPageBreak/>
         <w:t>Se detallan</w:t>
       </w:r>
       <w:r>
@@ -10029,6 +9898,7 @@
         <w:rPr>
           <w:lang w:val="es-419" w:eastAsia="es-CO"/>
         </w:rPr>
+        <w:lastRenderedPageBreak/>
         <w:t>Definitiva: mercancías que ingresan al territorio aduanero para consumo interno con pago completo de gravámenes.</w:t>
       </w:r>
     </w:p>
@@ -10362,38 +10232,27 @@
     <w:p>
       <w:pPr>
         <w:pStyle w:val="Figura"/>
-        <w:shd w:val="clear" w:color="auto" w:fill="FFFF00"/>
-        <w:rPr>
-          <w:b w:val="0"/>
-          <w:bCs w:val="0"/>
-        </w:rPr>
-      </w:pPr>
-      <w:r>
-        <w:t xml:space="preserve">Figura 7. </w:t>
-      </w:r>
-      <w:r>
-        <w:rPr>
-          <w:b w:val="0"/>
-          <w:bCs w:val="0"/>
-        </w:rPr>
-        <w:t>Arancel de aduanas</w:t>
-      </w:r>
-    </w:p>
-    <w:p>
-      <w:pPr>
-        <w:rPr>
-          <w:lang w:val="es-419" w:eastAsia="es-CO"/>
-        </w:rPr>
-      </w:pPr>
-      <w:r>
-        <w:rPr>
+      </w:pPr>
+      <w:r>
+        <w:t>Figura 7. Arancel de aduanas</w:t>
+      </w:r>
+    </w:p>
+    <w:p>
+      <w:pPr>
+        <w:rPr>
+          <w:lang w:val="es-419" w:eastAsia="es-CO"/>
+        </w:rPr>
+      </w:pPr>
+      <w:r>
+        <w:rPr>
+          <w:noProof/>
           <w:lang w:val="es-419" w:eastAsia="es-CO"/>
         </w:rPr>
         <w:drawing>
-          <wp:inline distT="0" distB="0" distL="0" distR="0" wp14:anchorId="62E47C20" wp14:editId="28E3D422">
-            <wp:extent cx="5879805" cy="2112060"/>
-            <wp:effectExtent l="0" t="0" r="635" b="0"/>
-            <wp:docPr id="1108234379" name="Imagen 1" descr="En la figura 7 se presenta la definición de arancel de aduanas."/>
+          <wp:inline distT="0" distB="0" distL="0" distR="0" wp14:anchorId="15FC3B34" wp14:editId="138D8C76">
+            <wp:extent cx="5753687" cy="2072593"/>
+            <wp:effectExtent l="0" t="0" r="0" b="0"/>
+            <wp:docPr id="1796494834" name="Imagen 1" descr="En la figura 7 se presenta la definición de arancel de aduanas."/>
             <wp:cNvGraphicFramePr>
               <a:graphicFrameLocks xmlns:a="http://schemas.openxmlformats.org/drawingml/2006/main" noChangeAspect="1"/>
             </wp:cNvGraphicFramePr>
@@ -10401,7 +10260,7 @@
               <a:graphicData uri="http://schemas.openxmlformats.org/drawingml/2006/picture">
                 <pic:pic xmlns:pic="http://schemas.openxmlformats.org/drawingml/2006/picture">
                   <pic:nvPicPr>
-                    <pic:cNvPr id="1108234379" name="Imagen 1" descr="En la figura 7 se presenta la definición de arancel de aduanas."/>
+                    <pic:cNvPr id="1796494834" name="Imagen 1" descr="En la figura 7 se presenta la definición de arancel de aduanas."/>
                     <pic:cNvPicPr/>
                   </pic:nvPicPr>
                   <pic:blipFill>
@@ -10413,7 +10272,7 @@
                   <pic:spPr>
                     <a:xfrm>
                       <a:off x="0" y="0"/>
-                      <a:ext cx="5897021" cy="2118244"/>
+                      <a:ext cx="5842919" cy="2104736"/>
                     </a:xfrm>
                     <a:prstGeom prst="rect">
                       <a:avLst/>
@@ -10539,19 +10398,11 @@
     <w:p>
       <w:pPr>
         <w:pStyle w:val="Figura"/>
-        <w:rPr>
-          <w:b w:val="0"/>
-          <w:bCs w:val="0"/>
-        </w:rPr>
       </w:pPr>
       <w:r>
         <w:t xml:space="preserve">Figura 8. </w:t>
       </w:r>
       <w:r>
-        <w:rPr>
-          <w:b w:val="0"/>
-          <w:bCs w:val="0"/>
-        </w:rPr>
         <w:t>Nomenclatura arancelaria</w:t>
       </w:r>
     </w:p>
@@ -10563,12 +10414,13 @@
       </w:pPr>
       <w:r>
         <w:rPr>
+          <w:noProof/>
           <w:lang w:val="es-419" w:eastAsia="es-CO"/>
         </w:rPr>
         <w:drawing>
-          <wp:inline distT="0" distB="0" distL="0" distR="0" wp14:anchorId="293B5E0B" wp14:editId="4F7571B2">
-            <wp:extent cx="5932968" cy="1589740"/>
-            <wp:effectExtent l="0" t="0" r="0" b="0"/>
+          <wp:inline distT="0" distB="0" distL="0" distR="0" wp14:anchorId="293B5E0B" wp14:editId="2F1C201E">
+            <wp:extent cx="5541255" cy="1484780"/>
+            <wp:effectExtent l="0" t="0" r="0" b="1270"/>
             <wp:docPr id="1634911241" name="Imagen 1" descr="En la figura 8 se presenta la definición de nomenclatura arancelaria."/>
             <wp:cNvGraphicFramePr>
               <a:graphicFrameLocks xmlns:a="http://schemas.openxmlformats.org/drawingml/2006/main" noChangeAspect="1"/>
@@ -10589,7 +10441,7 @@
                   <pic:spPr>
                     <a:xfrm>
                       <a:off x="0" y="0"/>
-                      <a:ext cx="5953062" cy="1595124"/>
+                      <a:ext cx="5592979" cy="1498639"/>
                     </a:xfrm>
                     <a:prstGeom prst="rect">
                       <a:avLst/>
@@ -10679,20 +10531,12 @@
     <w:p>
       <w:pPr>
         <w:pStyle w:val="Figura"/>
-        <w:rPr>
-          <w:b w:val="0"/>
-          <w:bCs w:val="0"/>
-        </w:rPr>
       </w:pPr>
       <w:r>
         <w:lastRenderedPageBreak/>
         <w:t xml:space="preserve">Figura 9. </w:t>
       </w:r>
       <w:r>
-        <w:rPr>
-          <w:b w:val="0"/>
-          <w:bCs w:val="0"/>
-        </w:rPr>
         <w:t>Ejemplo de nomenclatura arancelaria</w:t>
       </w:r>
     </w:p>
@@ -10704,12 +10548,13 @@
       </w:pPr>
       <w:r>
         <w:rPr>
+          <w:noProof/>
           <w:lang w:val="es-419" w:eastAsia="es-CO"/>
         </w:rPr>
         <w:drawing>
-          <wp:inline distT="0" distB="0" distL="0" distR="0" wp14:anchorId="5566C7D0" wp14:editId="0D288F54">
-            <wp:extent cx="6054155" cy="3009471"/>
-            <wp:effectExtent l="0" t="0" r="3810" b="635"/>
+          <wp:inline distT="0" distB="0" distL="0" distR="0" wp14:anchorId="5566C7D0" wp14:editId="464FA8D0">
+            <wp:extent cx="5572640" cy="2770114"/>
+            <wp:effectExtent l="0" t="0" r="3175" b="0"/>
             <wp:docPr id="1146609779" name="Imagen 1" descr="En la figura 9 se presenta un ejemplo de nomenclatura arancelaria."/>
             <wp:cNvGraphicFramePr>
               <a:graphicFrameLocks xmlns:a="http://schemas.openxmlformats.org/drawingml/2006/main" noChangeAspect="1"/>
@@ -10730,7 +10575,7 @@
                   <pic:spPr>
                     <a:xfrm>
                       <a:off x="0" y="0"/>
-                      <a:ext cx="6074304" cy="3019487"/>
+                      <a:ext cx="5618191" cy="2792757"/>
                     </a:xfrm>
                     <a:prstGeom prst="rect">
                       <a:avLst/>
@@ -10941,6 +10786,15 @@
     </w:p>
     <w:p>
       <w:pPr>
+        <w:ind w:firstLine="0"/>
+        <w:rPr>
+          <w:sz w:val="22"/>
+          <w:lang w:val="es-419" w:eastAsia="es-CO"/>
+        </w:rPr>
+      </w:pPr>
+    </w:p>
+    <w:p>
+      <w:pPr>
         <w:rPr>
           <w:b/>
           <w:bCs/>
@@ -10960,20 +10814,9 @@
     <w:p>
       <w:pPr>
         <w:pStyle w:val="Figura"/>
-        <w:rPr>
-          <w:b w:val="0"/>
-          <w:bCs w:val="0"/>
-        </w:rPr>
-      </w:pPr>
-      <w:r>
-        <w:t xml:space="preserve">Figura 10. </w:t>
-      </w:r>
-      <w:r>
-        <w:rPr>
-          <w:b w:val="0"/>
-          <w:bCs w:val="0"/>
-        </w:rPr>
-        <w:t>Particularidades de la nomenclatura arancelaria</w:t>
+      </w:pPr>
+      <w:r>
+        <w:t>Figura 10. Particularidades de la nomenclatura arancelaria</w:t>
       </w:r>
     </w:p>
     <w:p>
@@ -11148,19 +10991,11 @@
     <w:p>
       <w:pPr>
         <w:pStyle w:val="Figura"/>
-        <w:rPr>
-          <w:b w:val="0"/>
-          <w:bCs w:val="0"/>
-        </w:rPr>
       </w:pPr>
       <w:r>
         <w:t xml:space="preserve">Figura 11. </w:t>
       </w:r>
       <w:r>
-        <w:rPr>
-          <w:b w:val="0"/>
-          <w:bCs w:val="0"/>
-        </w:rPr>
         <w:t>Ejemplos tipos de nomenclatura</w:t>
       </w:r>
     </w:p>
@@ -11172,6 +11007,7 @@
       </w:pPr>
       <w:r>
         <w:rPr>
+          <w:noProof/>
           <w:lang w:val="es-419" w:eastAsia="es-CO"/>
         </w:rPr>
         <w:drawing>
@@ -11447,19 +11283,11 @@
     <w:p>
       <w:pPr>
         <w:pStyle w:val="Figura"/>
-        <w:rPr>
-          <w:b w:val="0"/>
-          <w:bCs w:val="0"/>
-        </w:rPr>
       </w:pPr>
       <w:r>
         <w:t xml:space="preserve">Figura 12. </w:t>
       </w:r>
       <w:r>
-        <w:rPr>
-          <w:b w:val="0"/>
-          <w:bCs w:val="0"/>
-        </w:rPr>
         <w:t>Tipos de trámites arancelarios</w:t>
       </w:r>
     </w:p>
@@ -11471,12 +11299,13 @@
       </w:pPr>
       <w:r>
         <w:rPr>
+          <w:noProof/>
           <w:lang w:val="es-419" w:eastAsia="es-CO"/>
         </w:rPr>
         <w:drawing>
-          <wp:inline distT="0" distB="0" distL="0" distR="0" wp14:anchorId="5334E9D5" wp14:editId="0C8763E5">
-            <wp:extent cx="6332220" cy="2790825"/>
-            <wp:effectExtent l="0" t="0" r="5080" b="3175"/>
+          <wp:inline distT="0" distB="0" distL="0" distR="0" wp14:anchorId="5334E9D5" wp14:editId="4CFDEFC2">
+            <wp:extent cx="5667154" cy="2497708"/>
+            <wp:effectExtent l="0" t="0" r="0" b="4445"/>
             <wp:docPr id="202071591" name="Imagen 1" descr="En la figura 12 se presentan los tipos de trámites arancelarios."/>
             <wp:cNvGraphicFramePr>
               <a:graphicFrameLocks xmlns:a="http://schemas.openxmlformats.org/drawingml/2006/main" noChangeAspect="1"/>
@@ -11497,7 +11326,7 @@
                   <pic:spPr>
                     <a:xfrm>
                       <a:off x="0" y="0"/>
-                      <a:ext cx="6332220" cy="2790825"/>
+                      <a:ext cx="5692113" cy="2508708"/>
                     </a:xfrm>
                     <a:prstGeom prst="rect">
                       <a:avLst/>
@@ -11720,7 +11549,6 @@
         <w:rPr>
           <w:lang w:val="es-419" w:eastAsia="es-CO"/>
         </w:rPr>
-        <w:lastRenderedPageBreak/>
         <w:t>Solicitud de devolución de garantías</w:t>
       </w:r>
     </w:p>
@@ -11739,6 +11567,7 @@
         <w:rPr>
           <w:lang w:val="es-419" w:eastAsia="es-CO"/>
         </w:rPr>
+        <w:lastRenderedPageBreak/>
         <w:t>Compensación de saldos a favor</w:t>
       </w:r>
     </w:p>
@@ -11952,12 +11781,13 @@
       </w:pPr>
       <w:r>
         <w:rPr>
+          <w:noProof/>
           <w:lang w:val="es-419" w:eastAsia="es-CO"/>
         </w:rPr>
         <w:drawing>
-          <wp:inline distT="0" distB="0" distL="0" distR="0" wp14:anchorId="1647280C" wp14:editId="492F8D85">
-            <wp:extent cx="6332220" cy="3717925"/>
-            <wp:effectExtent l="0" t="0" r="5080" b="3175"/>
+          <wp:inline distT="0" distB="0" distL="0" distR="0" wp14:anchorId="1647280C" wp14:editId="0414FB2E">
+            <wp:extent cx="5752214" cy="3377378"/>
+            <wp:effectExtent l="0" t="0" r="1270" b="1270"/>
             <wp:docPr id="1539155710" name="Imagen 1" descr="En la síntesis del componente formativo &quot;Operaciones y documentación aduanera&quot; se ofrece una visión general de las operaciones de comercio exterior. Incluye todo lo referente a las mercancías y su clasificación, así como las normativas aduanera y arancelaria vigentes en Colombia."/>
             <wp:cNvGraphicFramePr>
               <a:graphicFrameLocks xmlns:a="http://schemas.openxmlformats.org/drawingml/2006/main" noChangeAspect="1"/>
@@ -11978,7 +11808,7 @@
                   <pic:spPr>
                     <a:xfrm>
                       <a:off x="0" y="0"/>
-                      <a:ext cx="6332220" cy="3717925"/>
+                      <a:ext cx="5792399" cy="3400972"/>
                     </a:xfrm>
                     <a:prstGeom prst="rect">
                       <a:avLst/>
@@ -12122,7 +11952,15 @@
           <w:szCs w:val="28"/>
           <w:lang w:val="es-419"/>
         </w:rPr>
-        <w:t>dirección de Impuestos y Aduanas Nacionales.</w:t>
+        <w:t>D</w:t>
+      </w:r>
+      <w:r>
+        <w:rPr>
+          <w:rFonts w:ascii="Calibri" w:hAnsi="Calibri" w:cs="Calibri"/>
+          <w:szCs w:val="28"/>
+          <w:lang w:val="es-419"/>
+        </w:rPr>
+        <w:t>irección de Impuestos y Aduanas Nacionales.</w:t>
       </w:r>
     </w:p>
     <w:p>
@@ -12284,7 +12122,15 @@
           <w:szCs w:val="28"/>
           <w:lang w:val="es-419"/>
         </w:rPr>
-        <w:t>organización Mundial de Aduanas.</w:t>
+        <w:t>O</w:t>
+      </w:r>
+      <w:r>
+        <w:rPr>
+          <w:rFonts w:ascii="Calibri" w:hAnsi="Calibri" w:cs="Calibri"/>
+          <w:szCs w:val="28"/>
+          <w:lang w:val="es-419"/>
+        </w:rPr>
+        <w:t>rganización Mundial de Aduanas.</w:t>
       </w:r>
     </w:p>
     <w:p>
@@ -12366,7 +12212,15 @@
           <w:szCs w:val="28"/>
           <w:lang w:val="es-419"/>
         </w:rPr>
-        <w:t>ventanilla Única de Comercio Exterior.</w:t>
+        <w:t>V</w:t>
+      </w:r>
+      <w:r>
+        <w:rPr>
+          <w:rFonts w:ascii="Calibri" w:hAnsi="Calibri" w:cs="Calibri"/>
+          <w:szCs w:val="28"/>
+          <w:lang w:val="es-419"/>
+        </w:rPr>
+        <w:t>entanilla Única de Comercio Exterior.</w:t>
       </w:r>
     </w:p>
     <w:p>
@@ -13627,7 +13481,28 @@
                 <w:sz w:val="28"/>
                 <w:szCs w:val="28"/>
               </w:rPr>
-              <w:t>Jair Coll</w:t>
+              <w:t xml:space="preserve">Jair </w:t>
+            </w:r>
+            <w:r>
+              <w:rPr>
+                <w:sz w:val="28"/>
+                <w:szCs w:val="28"/>
+              </w:rPr>
+              <w:t xml:space="preserve">Enrique </w:t>
+            </w:r>
+            <w:r>
+              <w:rPr>
+                <w:sz w:val="28"/>
+                <w:szCs w:val="28"/>
+              </w:rPr>
+              <w:t>Coll</w:t>
+            </w:r>
+            <w:r>
+              <w:rPr>
+                <w:sz w:val="28"/>
+                <w:szCs w:val="28"/>
+              </w:rPr>
+              <w:t xml:space="preserve"> Gallardo</w:t>
             </w:r>
           </w:p>
         </w:tc>
@@ -25931,6 +25806,7 @@
   <w:style w:type="character" w:default="1" w:styleId="Fuentedeprrafopredeter">
     <w:name w:val="Default Paragraph Font"/>
     <w:uiPriority w:val="1"/>
+    <w:semiHidden/>
     <w:unhideWhenUsed/>
   </w:style>
   <w:style w:type="table" w:default="1" w:styleId="Tablanormal">
@@ -26071,7 +25947,7 @@
     <w:link w:val="FiguraCar"/>
     <w:autoRedefine/>
     <w:qFormat/>
-    <w:rsid w:val="00B309C3"/>
+    <w:rsid w:val="00665526"/>
     <w:pPr>
       <w:tabs>
         <w:tab w:val="left" w:pos="1134"/>
@@ -26096,7 +25972,7 @@
     <w:name w:val="Figura Car"/>
     <w:basedOn w:val="Fuentedeprrafopredeter"/>
     <w:link w:val="Figura"/>
-    <w:rsid w:val="00B309C3"/>
+    <w:rsid w:val="00665526"/>
     <w:rPr>
       <w:rFonts w:ascii="Calibri" w:hAnsi="Calibri" w:cs="Times New Roman (Cuerpo en alfa"/>
       <w:b/>
@@ -27070,30 +26946,6 @@
 </file>
 
 <file path=customXml/item1.xml><?xml version="1.0" encoding="utf-8"?>
-<p:properties xmlns:p="http://schemas.microsoft.com/office/2006/metadata/properties" xmlns:xsi="http://www.w3.org/2001/XMLSchema-instance" xmlns:pc="http://schemas.microsoft.com/office/infopath/2007/PartnerControls">
-  <documentManagement>
-    <TaxCatchAll xmlns="cb45339b-ced9-4d0d-8f64-77573914d53b" xsi:nil="true"/>
-    <lcf76f155ced4ddcb4097134ff3c332f xmlns="43a3ca16-9c26-4813-b83f-4aec9927b43f">
-      <Terms xmlns="http://schemas.microsoft.com/office/infopath/2007/PartnerControls"/>
-    </lcf76f155ced4ddcb4097134ff3c332f>
-  </documentManagement>
-</p:properties>
-</file>
-
-<file path=customXml/item2.xml><?xml version="1.0" encoding="utf-8"?>
-<b:Sources xmlns:b="http://schemas.openxmlformats.org/officeDocument/2006/bibliography" xmlns="http://schemas.openxmlformats.org/officeDocument/2006/bibliography" SelectedStyle="\APASixthEditionOfficeOnline.xsl" StyleName="APA" Version="6"/>
-</file>
-
-<file path=customXml/item3.xml><?xml version="1.0" encoding="utf-8"?>
-<?mso-contentType ?>
-<FormTemplates xmlns="http://schemas.microsoft.com/sharepoint/v3/contenttype/forms">
-  <Display>DocumentLibraryForm</Display>
-  <Edit>DocumentLibraryForm</Edit>
-  <New>DocumentLibraryForm</New>
-</FormTemplates>
-</file>
-
-<file path=customXml/item4.xml><?xml version="1.0" encoding="utf-8"?>
 <ct:contentTypeSchema xmlns:ct="http://schemas.microsoft.com/office/2006/metadata/contentType" xmlns:ma="http://schemas.microsoft.com/office/2006/metadata/properties/metaAttributes" ct:_="" ma:_="" ma:contentTypeName="Documento" ma:contentTypeID="0x01010049282E1EDBE9234EA9E6D38F720E265F" ma:contentTypeVersion="15" ma:contentTypeDescription="Crear nuevo documento." ma:contentTypeScope="" ma:versionID="b31c7aa9eaf043a08b87120b3c4916e3">
   <xsd:schema xmlns:xsd="http://www.w3.org/2001/XMLSchema" xmlns:xs="http://www.w3.org/2001/XMLSchema" xmlns:p="http://schemas.microsoft.com/office/2006/metadata/properties" xmlns:ns2="cb45339b-ced9-4d0d-8f64-77573914d53b" xmlns:ns3="43a3ca16-9c26-4813-b83f-4aec9927b43f" targetNamespace="http://schemas.microsoft.com/office/2006/metadata/properties" ma:root="true" ma:fieldsID="3533d065b04d75c457075bc55f1f5315" ns2:_="" ns3:_="">
     <xsd:import namespace="cb45339b-ced9-4d0d-8f64-77573914d53b"/>
@@ -27328,34 +27180,31 @@
 </ct:contentTypeSchema>
 </file>
 
-<file path=customXml/itemProps1.xml><?xml version="1.0" encoding="utf-8"?>
-<ds:datastoreItem xmlns:ds="http://schemas.openxmlformats.org/officeDocument/2006/customXml" ds:itemID="{6929C9FE-9F22-4B98-96EF-1B541B3BD0B2}">
-  <ds:schemaRefs>
-    <ds:schemaRef ds:uri="http://schemas.microsoft.com/office/2006/metadata/properties"/>
-    <ds:schemaRef ds:uri="http://schemas.microsoft.com/office/infopath/2007/PartnerControls"/>
-    <ds:schemaRef ds:uri="cb45339b-ced9-4d0d-8f64-77573914d53b"/>
-    <ds:schemaRef ds:uri="43a3ca16-9c26-4813-b83f-4aec9927b43f"/>
-  </ds:schemaRefs>
-</ds:datastoreItem>
+<file path=customXml/item2.xml><?xml version="1.0" encoding="utf-8"?>
+<p:properties xmlns:p="http://schemas.microsoft.com/office/2006/metadata/properties" xmlns:xsi="http://www.w3.org/2001/XMLSchema-instance" xmlns:pc="http://schemas.microsoft.com/office/infopath/2007/PartnerControls">
+  <documentManagement>
+    <TaxCatchAll xmlns="cb45339b-ced9-4d0d-8f64-77573914d53b" xsi:nil="true"/>
+    <lcf76f155ced4ddcb4097134ff3c332f xmlns="43a3ca16-9c26-4813-b83f-4aec9927b43f">
+      <Terms xmlns="http://schemas.microsoft.com/office/infopath/2007/PartnerControls"/>
+    </lcf76f155ced4ddcb4097134ff3c332f>
+  </documentManagement>
+</p:properties>
 </file>
 
-<file path=customXml/itemProps2.xml><?xml version="1.0" encoding="utf-8"?>
-<ds:datastoreItem xmlns:ds="http://schemas.openxmlformats.org/officeDocument/2006/customXml" ds:itemID="{E8AB44A3-7C62-4BD2-82ED-8ABC209970FA}">
-  <ds:schemaRefs>
-    <ds:schemaRef ds:uri="http://schemas.openxmlformats.org/officeDocument/2006/bibliography"/>
-  </ds:schemaRefs>
-</ds:datastoreItem>
+<file path=customXml/item3.xml><?xml version="1.0" encoding="utf-8"?>
+<?mso-contentType ?>
+<FormTemplates xmlns="http://schemas.microsoft.com/sharepoint/v3/contenttype/forms">
+  <Display>DocumentLibraryForm</Display>
+  <Edit>DocumentLibraryForm</Edit>
+  <New>DocumentLibraryForm</New>
+</FormTemplates>
 </file>
 
-<file path=customXml/itemProps3.xml><?xml version="1.0" encoding="utf-8"?>
-<ds:datastoreItem xmlns:ds="http://schemas.openxmlformats.org/officeDocument/2006/customXml" ds:itemID="{81CBDEC1-3B00-44ED-AD36-0268077980BA}">
-  <ds:schemaRefs>
-    <ds:schemaRef ds:uri="http://schemas.microsoft.com/sharepoint/v3/contenttype/forms"/>
-  </ds:schemaRefs>
-</ds:datastoreItem>
+<file path=customXml/item4.xml><?xml version="1.0" encoding="utf-8"?>
+<b:Sources xmlns:b="http://schemas.openxmlformats.org/officeDocument/2006/bibliography" xmlns="http://schemas.openxmlformats.org/officeDocument/2006/bibliography" SelectedStyle="\APASixthEditionOfficeOnline.xsl" StyleName="APA" Version="6"/>
 </file>
 
-<file path=customXml/itemProps4.xml><?xml version="1.0" encoding="utf-8"?>
+<file path=customXml/itemProps1.xml><?xml version="1.0" encoding="utf-8"?>
 <ds:datastoreItem xmlns:ds="http://schemas.openxmlformats.org/officeDocument/2006/customXml" ds:itemID="{DF43E046-DB0C-42D1-8C73-AE38B52F1ED7}">
   <ds:schemaRefs>
     <ds:schemaRef ds:uri="http://schemas.microsoft.com/office/2006/metadata/contentType"/>
@@ -27372,4 +27221,31 @@
     <ds:schemaRef ds:uri="http://schemas.microsoft.com/internal/obd"/>
   </ds:schemaRefs>
 </ds:datastoreItem>
+</file>
+
+<file path=customXml/itemProps2.xml><?xml version="1.0" encoding="utf-8"?>
+<ds:datastoreItem xmlns:ds="http://schemas.openxmlformats.org/officeDocument/2006/customXml" ds:itemID="{6929C9FE-9F22-4B98-96EF-1B541B3BD0B2}">
+  <ds:schemaRefs>
+    <ds:schemaRef ds:uri="http://schemas.microsoft.com/office/2006/metadata/properties"/>
+    <ds:schemaRef ds:uri="http://schemas.microsoft.com/office/infopath/2007/PartnerControls"/>
+    <ds:schemaRef ds:uri="cb45339b-ced9-4d0d-8f64-77573914d53b"/>
+    <ds:schemaRef ds:uri="43a3ca16-9c26-4813-b83f-4aec9927b43f"/>
+  </ds:schemaRefs>
+</ds:datastoreItem>
+</file>
+
+<file path=customXml/itemProps3.xml><?xml version="1.0" encoding="utf-8"?>
+<ds:datastoreItem xmlns:ds="http://schemas.openxmlformats.org/officeDocument/2006/customXml" ds:itemID="{81CBDEC1-3B00-44ED-AD36-0268077980BA}">
+  <ds:schemaRefs>
+    <ds:schemaRef ds:uri="http://schemas.microsoft.com/sharepoint/v3/contenttype/forms"/>
+  </ds:schemaRefs>
+</ds:datastoreItem>
+</file>
+
+<file path=customXml/itemProps4.xml><?xml version="1.0" encoding="utf-8"?>
+<ds:datastoreItem xmlns:ds="http://schemas.openxmlformats.org/officeDocument/2006/customXml" ds:itemID="{E8AB44A3-7C62-4BD2-82ED-8ABC209970FA}">
+  <ds:schemaRefs>
+    <ds:schemaRef ds:uri="http://schemas.openxmlformats.org/officeDocument/2006/bibliography"/>
+  </ds:schemaRefs>
+</ds:datastoreItem>
 </file>
--- a/fuentes/CFA1_13460000_DU.docx
+++ b/fuentes/CFA1_13460000_DU.docx
@@ -517,7 +517,7 @@
           <w:r>
             <w:fldChar w:fldCharType="separate"/>
           </w:r>
-          <w:hyperlink w:anchor="_Toc201353867" w:history="1">
+          <w:hyperlink w:anchor="_Toc204855211" w:history="1">
             <w:r>
               <w:rPr>
                 <w:rStyle w:val="Hipervnculo"/>
@@ -544,7 +544,7 @@
                 <w:noProof/>
                 <w:webHidden/>
               </w:rPr>
-              <w:instrText xml:space="preserve"> PAGEREF _Toc201353867 \h </w:instrText>
+              <w:instrText xml:space="preserve"> PAGEREF _Toc204855211 \h </w:instrText>
             </w:r>
             <w:r>
               <w:rPr>
@@ -590,7 +590,7 @@
               <w:lang w:eastAsia="es-MX"/>
             </w:rPr>
           </w:pPr>
-          <w:hyperlink w:anchor="_Toc201353868" w:history="1">
+          <w:hyperlink w:anchor="_Toc204855212" w:history="1">
             <w:r>
               <w:rPr>
                 <w:rStyle w:val="Hipervnculo"/>
@@ -634,7 +634,7 @@
                 <w:noProof/>
                 <w:webHidden/>
               </w:rPr>
-              <w:instrText xml:space="preserve"> PAGEREF _Toc201353868 \h </w:instrText>
+              <w:instrText xml:space="preserve"> PAGEREF _Toc204855212 \h </w:instrText>
             </w:r>
             <w:r>
               <w:rPr>
@@ -676,7 +676,7 @@
               <w:lang w:eastAsia="es-MX"/>
             </w:rPr>
           </w:pPr>
-          <w:hyperlink w:anchor="_Toc201353869" w:history="1">
+          <w:hyperlink w:anchor="_Toc204855213" w:history="1">
             <w:r>
               <w:rPr>
                 <w:rStyle w:val="Hipervnculo"/>
@@ -720,7 +720,7 @@
                 <w:noProof/>
                 <w:webHidden/>
               </w:rPr>
-              <w:instrText xml:space="preserve"> PAGEREF _Toc201353869 \h </w:instrText>
+              <w:instrText xml:space="preserve"> PAGEREF _Toc204855213 \h </w:instrText>
             </w:r>
             <w:r>
               <w:rPr>
@@ -762,7 +762,7 @@
               <w:lang w:eastAsia="es-MX"/>
             </w:rPr>
           </w:pPr>
-          <w:hyperlink w:anchor="_Toc201353870" w:history="1">
+          <w:hyperlink w:anchor="_Toc204855214" w:history="1">
             <w:r>
               <w:rPr>
                 <w:rStyle w:val="Hipervnculo"/>
@@ -806,7 +806,7 @@
                 <w:noProof/>
                 <w:webHidden/>
               </w:rPr>
-              <w:instrText xml:space="preserve"> PAGEREF _Toc201353870 \h </w:instrText>
+              <w:instrText xml:space="preserve"> PAGEREF _Toc204855214 \h </w:instrText>
             </w:r>
             <w:r>
               <w:rPr>
@@ -848,7 +848,7 @@
               <w:lang w:eastAsia="es-MX"/>
             </w:rPr>
           </w:pPr>
-          <w:hyperlink w:anchor="_Toc201353871" w:history="1">
+          <w:hyperlink w:anchor="_Toc204855215" w:history="1">
             <w:r>
               <w:rPr>
                 <w:rStyle w:val="Hipervnculo"/>
@@ -892,7 +892,7 @@
                 <w:noProof/>
                 <w:webHidden/>
               </w:rPr>
-              <w:instrText xml:space="preserve"> PAGEREF _Toc201353871 \h </w:instrText>
+              <w:instrText xml:space="preserve"> PAGEREF _Toc204855215 \h </w:instrText>
             </w:r>
             <w:r>
               <w:rPr>
@@ -938,7 +938,7 @@
               <w:lang w:eastAsia="es-MX"/>
             </w:rPr>
           </w:pPr>
-          <w:hyperlink w:anchor="_Toc201353872" w:history="1">
+          <w:hyperlink w:anchor="_Toc204855216" w:history="1">
             <w:r>
               <w:rPr>
                 <w:rStyle w:val="Hipervnculo"/>
@@ -982,7 +982,7 @@
                 <w:noProof/>
                 <w:webHidden/>
               </w:rPr>
-              <w:instrText xml:space="preserve"> PAGEREF _Toc201353872 \h </w:instrText>
+              <w:instrText xml:space="preserve"> PAGEREF _Toc204855216 \h </w:instrText>
             </w:r>
             <w:r>
               <w:rPr>
@@ -1024,7 +1024,7 @@
               <w:lang w:eastAsia="es-MX"/>
             </w:rPr>
           </w:pPr>
-          <w:hyperlink w:anchor="_Toc201353873" w:history="1">
+          <w:hyperlink w:anchor="_Toc204855217" w:history="1">
             <w:r>
               <w:rPr>
                 <w:rStyle w:val="Hipervnculo"/>
@@ -1051,7 +1051,7 @@
                 <w:noProof/>
                 <w:webHidden/>
               </w:rPr>
-              <w:instrText xml:space="preserve"> PAGEREF _Toc201353873 \h </w:instrText>
+              <w:instrText xml:space="preserve"> PAGEREF _Toc204855217 \h </w:instrText>
             </w:r>
             <w:r>
               <w:rPr>
@@ -1093,7 +1093,7 @@
               <w:lang w:eastAsia="es-MX"/>
             </w:rPr>
           </w:pPr>
-          <w:hyperlink w:anchor="_Toc201353874" w:history="1">
+          <w:hyperlink w:anchor="_Toc204855218" w:history="1">
             <w:r>
               <w:rPr>
                 <w:rStyle w:val="Hipervnculo"/>
@@ -1120,7 +1120,7 @@
                 <w:noProof/>
                 <w:webHidden/>
               </w:rPr>
-              <w:instrText xml:space="preserve"> PAGEREF _Toc201353874 \h </w:instrText>
+              <w:instrText xml:space="preserve"> PAGEREF _Toc204855218 \h </w:instrText>
             </w:r>
             <w:r>
               <w:rPr>
@@ -1162,7 +1162,7 @@
               <w:lang w:eastAsia="es-MX"/>
             </w:rPr>
           </w:pPr>
-          <w:hyperlink w:anchor="_Toc201353875" w:history="1">
+          <w:hyperlink w:anchor="_Toc204855219" w:history="1">
             <w:r>
               <w:rPr>
                 <w:rStyle w:val="Hipervnculo"/>
@@ -1189,7 +1189,7 @@
                 <w:noProof/>
                 <w:webHidden/>
               </w:rPr>
-              <w:instrText xml:space="preserve"> PAGEREF _Toc201353875 \h </w:instrText>
+              <w:instrText xml:space="preserve"> PAGEREF _Toc204855219 \h </w:instrText>
             </w:r>
             <w:r>
               <w:rPr>
@@ -1234,7 +1234,7 @@
               <w:lang w:eastAsia="es-MX"/>
             </w:rPr>
           </w:pPr>
-          <w:hyperlink w:anchor="_Toc201353876" w:history="1">
+          <w:hyperlink w:anchor="_Toc204855220" w:history="1">
             <w:r>
               <w:rPr>
                 <w:rStyle w:val="Hipervnculo"/>
@@ -1261,7 +1261,7 @@
                 <w:noProof/>
                 <w:webHidden/>
               </w:rPr>
-              <w:instrText xml:space="preserve"> PAGEREF _Toc201353876 \h </w:instrText>
+              <w:instrText xml:space="preserve"> PAGEREF _Toc204855220 \h </w:instrText>
             </w:r>
             <w:r>
               <w:rPr>
@@ -1307,7 +1307,7 @@
               <w:lang w:eastAsia="es-MX"/>
             </w:rPr>
           </w:pPr>
-          <w:hyperlink w:anchor="_Toc201353877" w:history="1">
+          <w:hyperlink w:anchor="_Toc204855221" w:history="1">
             <w:r>
               <w:rPr>
                 <w:rStyle w:val="Hipervnculo"/>
@@ -1353,7 +1353,7 @@
                 <w:noProof/>
                 <w:webHidden/>
               </w:rPr>
-              <w:instrText xml:space="preserve"> PAGEREF _Toc201353877 \h </w:instrText>
+              <w:instrText xml:space="preserve"> PAGEREF _Toc204855221 \h </w:instrText>
             </w:r>
             <w:r>
               <w:rPr>
@@ -1395,7 +1395,7 @@
               <w:lang w:eastAsia="es-MX"/>
             </w:rPr>
           </w:pPr>
-          <w:hyperlink w:anchor="_Toc201353878" w:history="1">
+          <w:hyperlink w:anchor="_Toc204855222" w:history="1">
             <w:r>
               <w:rPr>
                 <w:rStyle w:val="Hipervnculo"/>
@@ -1422,7 +1422,7 @@
                 <w:noProof/>
                 <w:webHidden/>
               </w:rPr>
-              <w:instrText xml:space="preserve"> PAGEREF _Toc201353878 \h </w:instrText>
+              <w:instrText xml:space="preserve"> PAGEREF _Toc204855222 \h </w:instrText>
             </w:r>
             <w:r>
               <w:rPr>
@@ -1464,7 +1464,7 @@
               <w:lang w:eastAsia="es-MX"/>
             </w:rPr>
           </w:pPr>
-          <w:hyperlink w:anchor="_Toc201353879" w:history="1">
+          <w:hyperlink w:anchor="_Toc204855223" w:history="1">
             <w:r>
               <w:rPr>
                 <w:rStyle w:val="Hipervnculo"/>
@@ -1491,7 +1491,7 @@
                 <w:noProof/>
                 <w:webHidden/>
               </w:rPr>
-              <w:instrText xml:space="preserve"> PAGEREF _Toc201353879 \h </w:instrText>
+              <w:instrText xml:space="preserve"> PAGEREF _Toc204855223 \h </w:instrText>
             </w:r>
             <w:r>
               <w:rPr>
@@ -1533,7 +1533,7 @@
               <w:lang w:eastAsia="es-MX"/>
             </w:rPr>
           </w:pPr>
-          <w:hyperlink w:anchor="_Toc201353880" w:history="1">
+          <w:hyperlink w:anchor="_Toc204855224" w:history="1">
             <w:r>
               <w:rPr>
                 <w:rStyle w:val="Hipervnculo"/>
@@ -1560,7 +1560,7 @@
                 <w:noProof/>
                 <w:webHidden/>
               </w:rPr>
-              <w:instrText xml:space="preserve"> PAGEREF _Toc201353880 \h </w:instrText>
+              <w:instrText xml:space="preserve"> PAGEREF _Toc204855224 \h </w:instrText>
             </w:r>
             <w:r>
               <w:rPr>
@@ -1602,7 +1602,7 @@
               <w:lang w:eastAsia="es-MX"/>
             </w:rPr>
           </w:pPr>
-          <w:hyperlink w:anchor="_Toc201353881" w:history="1">
+          <w:hyperlink w:anchor="_Toc204855225" w:history="1">
             <w:r>
               <w:rPr>
                 <w:rStyle w:val="Hipervnculo"/>
@@ -1629,7 +1629,7 @@
                 <w:noProof/>
                 <w:webHidden/>
               </w:rPr>
-              <w:instrText xml:space="preserve"> PAGEREF _Toc201353881 \h </w:instrText>
+              <w:instrText xml:space="preserve"> PAGEREF _Toc204855225 \h </w:instrText>
             </w:r>
             <w:r>
               <w:rPr>
@@ -1675,7 +1675,7 @@
               <w:lang w:eastAsia="es-MX"/>
             </w:rPr>
           </w:pPr>
-          <w:hyperlink w:anchor="_Toc201353882" w:history="1">
+          <w:hyperlink w:anchor="_Toc204855226" w:history="1">
             <w:r>
               <w:rPr>
                 <w:rStyle w:val="Hipervnculo"/>
@@ -1719,7 +1719,7 @@
                 <w:noProof/>
                 <w:webHidden/>
               </w:rPr>
-              <w:instrText xml:space="preserve"> PAGEREF _Toc201353882 \h </w:instrText>
+              <w:instrText xml:space="preserve"> PAGEREF _Toc204855226 \h </w:instrText>
             </w:r>
             <w:r>
               <w:rPr>
@@ -1761,7 +1761,7 @@
               <w:lang w:eastAsia="es-MX"/>
             </w:rPr>
           </w:pPr>
-          <w:hyperlink w:anchor="_Toc201353883" w:history="1">
+          <w:hyperlink w:anchor="_Toc204855227" w:history="1">
             <w:r>
               <w:rPr>
                 <w:rStyle w:val="Hipervnculo"/>
@@ -1788,7 +1788,7 @@
                 <w:noProof/>
                 <w:webHidden/>
               </w:rPr>
-              <w:instrText xml:space="preserve"> PAGEREF _Toc201353883 \h </w:instrText>
+              <w:instrText xml:space="preserve"> PAGEREF _Toc204855227 \h </w:instrText>
             </w:r>
             <w:r>
               <w:rPr>
@@ -1830,7 +1830,7 @@
               <w:lang w:eastAsia="es-MX"/>
             </w:rPr>
           </w:pPr>
-          <w:hyperlink w:anchor="_Toc201353884" w:history="1">
+          <w:hyperlink w:anchor="_Toc204855228" w:history="1">
             <w:r>
               <w:rPr>
                 <w:rStyle w:val="Hipervnculo"/>
@@ -1857,7 +1857,7 @@
                 <w:noProof/>
                 <w:webHidden/>
               </w:rPr>
-              <w:instrText xml:space="preserve"> PAGEREF _Toc201353884 \h </w:instrText>
+              <w:instrText xml:space="preserve"> PAGEREF _Toc204855228 \h </w:instrText>
             </w:r>
             <w:r>
               <w:rPr>
@@ -1899,7 +1899,7 @@
               <w:lang w:eastAsia="es-MX"/>
             </w:rPr>
           </w:pPr>
-          <w:hyperlink w:anchor="_Toc201353885" w:history="1">
+          <w:hyperlink w:anchor="_Toc204855229" w:history="1">
             <w:r>
               <w:rPr>
                 <w:rStyle w:val="Hipervnculo"/>
@@ -1926,7 +1926,7 @@
                 <w:noProof/>
                 <w:webHidden/>
               </w:rPr>
-              <w:instrText xml:space="preserve"> PAGEREF _Toc201353885 \h </w:instrText>
+              <w:instrText xml:space="preserve"> PAGEREF _Toc204855229 \h </w:instrText>
             </w:r>
             <w:r>
               <w:rPr>
@@ -1946,7 +1946,7 @@
                 <w:noProof/>
                 <w:webHidden/>
               </w:rPr>
-              <w:t>30</w:t>
+              <w:t>31</w:t>
             </w:r>
             <w:r>
               <w:rPr>
@@ -1971,7 +1971,7 @@
               <w:lang w:eastAsia="es-MX"/>
             </w:rPr>
           </w:pPr>
-          <w:hyperlink w:anchor="_Toc201353886" w:history="1">
+          <w:hyperlink w:anchor="_Toc204855230" w:history="1">
             <w:r>
               <w:rPr>
                 <w:rStyle w:val="Hipervnculo"/>
@@ -1998,7 +1998,7 @@
                 <w:noProof/>
                 <w:webHidden/>
               </w:rPr>
-              <w:instrText xml:space="preserve"> PAGEREF _Toc201353886 \h </w:instrText>
+              <w:instrText xml:space="preserve"> PAGEREF _Toc204855230 \h </w:instrText>
             </w:r>
             <w:r>
               <w:rPr>
@@ -2043,7 +2043,7 @@
               <w:lang w:eastAsia="es-MX"/>
             </w:rPr>
           </w:pPr>
-          <w:hyperlink w:anchor="_Toc201353887" w:history="1">
+          <w:hyperlink w:anchor="_Toc204855231" w:history="1">
             <w:r>
               <w:rPr>
                 <w:rStyle w:val="Hipervnculo"/>
@@ -2070,7 +2070,7 @@
                 <w:noProof/>
                 <w:webHidden/>
               </w:rPr>
-              <w:instrText xml:space="preserve"> PAGEREF _Toc201353887 \h </w:instrText>
+              <w:instrText xml:space="preserve"> PAGEREF _Toc204855231 \h </w:instrText>
             </w:r>
             <w:r>
               <w:rPr>
@@ -2112,7 +2112,7 @@
               <w:lang w:eastAsia="es-MX"/>
             </w:rPr>
           </w:pPr>
-          <w:hyperlink w:anchor="_Toc201353888" w:history="1">
+          <w:hyperlink w:anchor="_Toc204855232" w:history="1">
             <w:r>
               <w:rPr>
                 <w:rStyle w:val="Hipervnculo"/>
@@ -2139,7 +2139,7 @@
                 <w:noProof/>
                 <w:webHidden/>
               </w:rPr>
-              <w:instrText xml:space="preserve"> PAGEREF _Toc201353888 \h </w:instrText>
+              <w:instrText xml:space="preserve"> PAGEREF _Toc204855232 \h </w:instrText>
             </w:r>
             <w:r>
               <w:rPr>
@@ -2184,7 +2184,7 @@
               <w:lang w:eastAsia="es-MX"/>
             </w:rPr>
           </w:pPr>
-          <w:hyperlink w:anchor="_Toc201353889" w:history="1">
+          <w:hyperlink w:anchor="_Toc204855233" w:history="1">
             <w:r>
               <w:rPr>
                 <w:rStyle w:val="Hipervnculo"/>
@@ -2211,7 +2211,7 @@
                 <w:noProof/>
                 <w:webHidden/>
               </w:rPr>
-              <w:instrText xml:space="preserve"> PAGEREF _Toc201353889 \h </w:instrText>
+              <w:instrText xml:space="preserve"> PAGEREF _Toc204855233 \h </w:instrText>
             </w:r>
             <w:r>
               <w:rPr>
@@ -2256,7 +2256,7 @@
               <w:lang w:eastAsia="es-MX"/>
             </w:rPr>
           </w:pPr>
-          <w:hyperlink w:anchor="_Toc201353890" w:history="1">
+          <w:hyperlink w:anchor="_Toc204855234" w:history="1">
             <w:r>
               <w:rPr>
                 <w:rStyle w:val="Hipervnculo"/>
@@ -2283,7 +2283,7 @@
                 <w:noProof/>
                 <w:webHidden/>
               </w:rPr>
-              <w:instrText xml:space="preserve"> PAGEREF _Toc201353890 \h </w:instrText>
+              <w:instrText xml:space="preserve"> PAGEREF _Toc204855234 \h </w:instrText>
             </w:r>
             <w:r>
               <w:rPr>
@@ -2328,7 +2328,7 @@
               <w:lang w:eastAsia="es-MX"/>
             </w:rPr>
           </w:pPr>
-          <w:hyperlink w:anchor="_Toc201353891" w:history="1">
+          <w:hyperlink w:anchor="_Toc204855235" w:history="1">
             <w:r>
               <w:rPr>
                 <w:rStyle w:val="Hipervnculo"/>
@@ -2355,7 +2355,7 @@
                 <w:noProof/>
                 <w:webHidden/>
               </w:rPr>
-              <w:instrText xml:space="preserve"> PAGEREF _Toc201353891 \h </w:instrText>
+              <w:instrText xml:space="preserve"> PAGEREF _Toc204855235 \h </w:instrText>
             </w:r>
             <w:r>
               <w:rPr>
@@ -2400,7 +2400,7 @@
               <w:lang w:eastAsia="es-MX"/>
             </w:rPr>
           </w:pPr>
-          <w:hyperlink w:anchor="_Toc201353892" w:history="1">
+          <w:hyperlink w:anchor="_Toc204855236" w:history="1">
             <w:r>
               <w:rPr>
                 <w:rStyle w:val="Hipervnculo"/>
@@ -2427,7 +2427,7 @@
                 <w:noProof/>
                 <w:webHidden/>
               </w:rPr>
-              <w:instrText xml:space="preserve"> PAGEREF _Toc201353892 \h </w:instrText>
+              <w:instrText xml:space="preserve"> PAGEREF _Toc204855236 \h </w:instrText>
             </w:r>
             <w:r>
               <w:rPr>
@@ -2472,7 +2472,7 @@
               <w:lang w:eastAsia="es-MX"/>
             </w:rPr>
           </w:pPr>
-          <w:hyperlink w:anchor="_Toc201353893" w:history="1">
+          <w:hyperlink w:anchor="_Toc204855237" w:history="1">
             <w:r>
               <w:rPr>
                 <w:rStyle w:val="Hipervnculo"/>
@@ -2499,7 +2499,7 @@
                 <w:noProof/>
                 <w:webHidden/>
               </w:rPr>
-              <w:instrText xml:space="preserve"> PAGEREF _Toc201353893 \h </w:instrText>
+              <w:instrText xml:space="preserve"> PAGEREF _Toc204855237 \h </w:instrText>
             </w:r>
             <w:r>
               <w:rPr>
@@ -2556,7 +2556,7 @@
       <w:pPr>
         <w:pStyle w:val="Titulosgenerales"/>
       </w:pPr>
-      <w:bookmarkStart w:id="0" w:name="_Toc201353867"/>
+      <w:bookmarkStart w:id="0" w:name="_Toc204855211"/>
       <w:r>
         <w:lastRenderedPageBreak/>
         <w:t>Introducción</w:t>
@@ -2741,7 +2741,13 @@
               <w:rPr>
                 <w:lang w:val="es-419"/>
               </w:rPr>
-              <w:t>Estimado aprendiz,</w:t>
+              <w:t>Estimado aprendiz</w:t>
+            </w:r>
+            <w:r>
+              <w:rPr>
+                <w:lang w:val="es-419"/>
+              </w:rPr>
+              <w:t>,</w:t>
             </w:r>
           </w:p>
           <w:p>
@@ -2836,7 +2842,7 @@
       <w:pPr>
         <w:pStyle w:val="Ttulo1"/>
       </w:pPr>
-      <w:bookmarkStart w:id="1" w:name="_Toc201353868"/>
+      <w:bookmarkStart w:id="1" w:name="_Toc204855212"/>
       <w:r>
         <w:lastRenderedPageBreak/>
         <w:t>Comercio exterior</w:t>
@@ -2873,7 +2879,7 @@
           <w:rFonts w:eastAsia="Times New Roman"/>
         </w:rPr>
       </w:pPr>
-      <w:bookmarkStart w:id="2" w:name="_Toc201353869"/>
+      <w:bookmarkStart w:id="2" w:name="_Toc204855213"/>
       <w:r>
         <w:t>Concepto</w:t>
       </w:r>
@@ -3091,36 +3097,46 @@
         </w:rPr>
         <w:t xml:space="preserve"> Adoptado de Comercio exterior: una introducción al intercambio de bienes y servicios a nivel global, por Zona Franca Parque Central, 2023. </w:t>
       </w:r>
+      <w:r>
+        <w:fldChar w:fldCharType="begin"/>
+      </w:r>
+      <w:r>
+        <w:instrText>HYPERLINK "https://zonafrancapc.co/comercio-exterior-una-introduccion-al-intercambio-de-bienes-y-servicios-a-nivel-global/"</w:instrText>
+      </w:r>
+      <w:r>
+        <w:fldChar w:fldCharType="separate"/>
+      </w:r>
+      <w:r>
+        <w:rPr>
+          <w:rStyle w:val="Hipervnculo"/>
+          <w:sz w:val="22"/>
+          <w:lang w:val="es-419" w:eastAsia="es-CO"/>
+        </w:rPr>
+        <w:t>https://zonafrancapc.co/comercio-exterior-una-introduccion-al-intercambio-de-bienes-y-servicios-a-nivel-global/</w:t>
+      </w:r>
+      <w:r>
+        <w:fldChar w:fldCharType="end"/>
+      </w:r>
+    </w:p>
+    <w:p>
+      <w:pPr>
+        <w:rPr>
+          <w:lang w:val="es-419" w:eastAsia="es-CO"/>
+        </w:rPr>
+      </w:pPr>
+      <w:r>
+        <w:rPr>
+          <w:lang w:val="es-419" w:eastAsia="es-CO"/>
+        </w:rPr>
+        <w:t>Colombia cuenta con entidades que promueven e intervienen en las operaciones de comercio exterior, las cuales pueden ser consultadas en el siguiente enlace:</w:t>
+      </w:r>
+      <w:r>
+        <w:rPr>
+          <w:lang w:val="es-419" w:eastAsia="es-CO"/>
+        </w:rPr>
+        <w:t xml:space="preserve"> </w:t>
+      </w:r>
       <w:hyperlink r:id="rId16" w:history="1">
-        <w:r>
-          <w:rPr>
-            <w:rStyle w:val="Hipervnculo"/>
-            <w:sz w:val="22"/>
-            <w:lang w:val="es-419" w:eastAsia="es-CO"/>
-          </w:rPr>
-          <w:t>https://zonafrancapc.co/comercio-exterior-una-introduccion-al-intercambio-de-bienes-y-servicios-a-nivel-global/</w:t>
-        </w:r>
-      </w:hyperlink>
-    </w:p>
-    <w:p>
-      <w:pPr>
-        <w:rPr>
-          <w:lang w:val="es-419" w:eastAsia="es-CO"/>
-        </w:rPr>
-      </w:pPr>
-      <w:r>
-        <w:rPr>
-          <w:lang w:val="es-419" w:eastAsia="es-CO"/>
-        </w:rPr>
-        <w:t>Colombia cuenta con entidades que promueven e intervienen en las operaciones de comercio exterior, las cuales pueden ser consultadas en el siguiente enlace:</w:t>
-      </w:r>
-      <w:r>
-        <w:rPr>
-          <w:lang w:val="es-419" w:eastAsia="es-CO"/>
-        </w:rPr>
-        <w:t xml:space="preserve"> </w:t>
-      </w:r>
-      <w:hyperlink r:id="rId17" w:history="1">
         <w:r>
           <w:rPr>
             <w:rStyle w:val="Hipervnculo"/>
@@ -3138,7 +3154,7 @@
           <w:numId w:val="7"/>
         </w:numPr>
       </w:pPr>
-      <w:bookmarkStart w:id="3" w:name="_Toc201353870"/>
+      <w:bookmarkStart w:id="3" w:name="_Toc204855214"/>
       <w:r>
         <w:t>Operación de importación</w:t>
       </w:r>
@@ -3165,7 +3181,13 @@
         </w:rPr>
       </w:pPr>
       <w:r>
-        <w:t>Lo anterior genera impactos económicos en los países, de distintas formas como, por ejemplo: salida de divisas, se complementa la oferta nacional, se puede afectar la balanza comercial y se estimula la competitividad empresarial</w:t>
+        <w:t>Lo anterior genera impactos económicos en los países, de distintas formas</w:t>
+      </w:r>
+      <w:r>
+        <w:t>,</w:t>
+      </w:r>
+      <w:r>
+        <w:t xml:space="preserve"> como por ejemplo: salida de divisas, se complementa la oferta nacional, se puede afectar la balanza comercial y se estimula la competitividad empresarial</w:t>
       </w:r>
       <w:r>
         <w:rPr>
@@ -3182,7 +3204,7 @@
           <w:numId w:val="7"/>
         </w:numPr>
       </w:pPr>
-      <w:bookmarkStart w:id="4" w:name="_Toc201353871"/>
+      <w:bookmarkStart w:id="4" w:name="_Toc204855215"/>
       <w:r>
         <w:t>Operación de exportación</w:t>
       </w:r>
@@ -3262,7 +3284,7 @@
           <w:lang w:val="es-419"/>
         </w:rPr>
       </w:pPr>
-      <w:bookmarkStart w:id="5" w:name="_Toc201353872"/>
+      <w:bookmarkStart w:id="5" w:name="_Toc204855216"/>
       <w:r>
         <w:rPr>
           <w:rStyle w:val="Extranjerismo"/>
@@ -3305,7 +3327,7 @@
       <w:pPr>
         <w:pStyle w:val="Ttulo2"/>
       </w:pPr>
-      <w:bookmarkStart w:id="6" w:name="_Toc201353873"/>
+      <w:bookmarkStart w:id="6" w:name="_Toc204855217"/>
       <w:r>
         <w:t xml:space="preserve">2.1 </w:t>
       </w:r>
@@ -3337,7 +3359,7 @@
       <w:pPr>
         <w:pStyle w:val="Ttulo2"/>
       </w:pPr>
-      <w:bookmarkStart w:id="7" w:name="_Toc201353874"/>
+      <w:bookmarkStart w:id="7" w:name="_Toc204855218"/>
       <w:r>
         <w:t xml:space="preserve">2.2 </w:t>
       </w:r>
@@ -3433,7 +3455,7 @@
                     <pic:cNvPicPr/>
                   </pic:nvPicPr>
                   <pic:blipFill>
-                    <a:blip r:embed="rId18"/>
+                    <a:blip r:embed="rId17"/>
                     <a:stretch>
                       <a:fillRect/>
                     </a:stretch>
@@ -3458,7 +3480,7 @@
       <w:pPr>
         <w:pStyle w:val="Figura"/>
       </w:pPr>
-      <w:hyperlink r:id="rId19" w:history="1">
+      <w:hyperlink r:id="rId18" w:history="1">
         <w:r>
           <w:rPr>
             <w:rStyle w:val="Hipervnculo"/>
@@ -3565,19 +3587,7 @@
               <w:rPr>
                 <w:lang w:val="es-419"/>
               </w:rPr>
-              <w:t xml:space="preserve">. </w:t>
-            </w:r>
-            <w:r>
-              <w:rPr>
-                <w:lang w:val="es-419"/>
-              </w:rPr>
-              <w:t xml:space="preserve"> </w:t>
-            </w:r>
-            <w:r>
-              <w:rPr>
-                <w:lang w:val="es-419"/>
-              </w:rPr>
-              <w:t>L</w:t>
+              <w:t>. L</w:t>
             </w:r>
             <w:r>
               <w:rPr>
@@ -4145,7 +4155,7 @@
       <w:pPr>
         <w:pStyle w:val="Ttulo2"/>
       </w:pPr>
-      <w:bookmarkStart w:id="8" w:name="_Toc201353875"/>
+      <w:bookmarkStart w:id="8" w:name="_Toc204855219"/>
       <w:r>
         <w:lastRenderedPageBreak/>
         <w:t xml:space="preserve">2.3 </w:t>
@@ -4755,6 +4765,13 @@
                 <w:bCs/>
               </w:rPr>
             </w:pPr>
+            <w:r>
+              <w:rPr>
+                <w:b/>
+                <w:bCs/>
+              </w:rPr>
+              <w:t>Regulación</w:t>
+            </w:r>
           </w:p>
         </w:tc>
         <w:tc>
@@ -4893,6 +4910,58 @@
           </w:p>
         </w:tc>
       </w:tr>
+      <w:tr>
+        <w:tc>
+          <w:tcPr>
+            <w:tcW w:w="2830" w:type="dxa"/>
+          </w:tcPr>
+          <w:p>
+            <w:pPr>
+              <w:pStyle w:val="TextoTablas"/>
+              <w:jc w:val="center"/>
+              <w:rPr>
+                <w:b/>
+                <w:bCs/>
+              </w:rPr>
+            </w:pPr>
+            <w:r>
+              <w:rPr>
+                <w:b/>
+                <w:bCs/>
+              </w:rPr>
+              <w:t>Origen</w:t>
+            </w:r>
+          </w:p>
+        </w:tc>
+        <w:tc>
+          <w:tcPr>
+            <w:tcW w:w="3261" w:type="dxa"/>
+          </w:tcPr>
+          <w:p>
+            <w:pPr>
+              <w:pStyle w:val="TextoTablas"/>
+              <w:jc w:val="center"/>
+            </w:pPr>
+            <w:r>
+              <w:t>Minerales</w:t>
+            </w:r>
+          </w:p>
+        </w:tc>
+        <w:tc>
+          <w:tcPr>
+            <w:tcW w:w="3118" w:type="dxa"/>
+          </w:tcPr>
+          <w:p>
+            <w:pPr>
+              <w:pStyle w:val="TextoTablas"/>
+              <w:jc w:val="center"/>
+            </w:pPr>
+            <w:r>
+              <w:t>Oro, carbón, cobre</w:t>
+            </w:r>
+          </w:p>
+        </w:tc>
+      </w:tr>
     </w:tbl>
     <w:p>
       <w:pPr>
@@ -4923,7 +4992,7 @@
       <w:pPr>
         <w:pStyle w:val="Ttulo3"/>
       </w:pPr>
-      <w:bookmarkStart w:id="9" w:name="_Toc201353876"/>
+      <w:bookmarkStart w:id="9" w:name="_Toc204855220"/>
       <w:r>
         <w:lastRenderedPageBreak/>
         <w:t>2.3.1 Sistema armonizado</w:t>
@@ -4940,7 +5009,19 @@
         <w:rPr>
           <w:lang w:val="es-419" w:eastAsia="es-CO"/>
         </w:rPr>
-        <w:t>En épocas anteriores, durante el desarrollo de las operaciones de comercio exterior surgían numerosos inconvenientes debido a la necesidad de cumplir con regulaciones específicas que eran pertinentes para ciertos países o áreas, pero que no eran aplicables en otros. Por lo anterior, la Organización Mundial de Aduanas (OMA) en aras de simplificar el comercio entre las naciones del mundo implementó el Sistema Armonizado de Designación y Codificación de Mercancías, más comúnmente conocido como Sistema Armonizado.</w:t>
+        <w:t>En épocas anteriores, durante el desarrollo de las operaciones de comercio exterior surgían numerosos inconvenientes debido a la necesidad de cumplir con regulaciones específicas que eran pertinentes para ciertos países o áreas, pero que no eran aplicables en otros. Por lo anterior, la Organización Mundial de Aduanas (OMA) en aras de simplificar el comercio entre las naciones del mundo</w:t>
+      </w:r>
+      <w:r>
+        <w:rPr>
+          <w:lang w:val="es-419" w:eastAsia="es-CO"/>
+        </w:rPr>
+        <w:t>,</w:t>
+      </w:r>
+      <w:r>
+        <w:rPr>
+          <w:lang w:val="es-419" w:eastAsia="es-CO"/>
+        </w:rPr>
+        <w:t xml:space="preserve"> implementó el Sistema Armonizado de Designación y Codificación de Mercancías, más comúnmente conocido como Sistema Armonizado.</w:t>
       </w:r>
     </w:p>
     <w:p>
@@ -5106,8 +5187,6 @@
       <w:r>
         <w:rPr>
           <w:rStyle w:val="FiguraCar"/>
-          <w:b w:val="0"/>
-          <w:bCs w:val="0"/>
         </w:rPr>
         <w:t>Esquema de nomenclatura del Sistema Armonizado</w:t>
       </w:r>
@@ -5124,10 +5203,10 @@
           <w:lang w:val="es-419" w:eastAsia="es-CO"/>
         </w:rPr>
         <w:drawing>
-          <wp:inline distT="0" distB="0" distL="0" distR="0" wp14:anchorId="2DCE7B1B" wp14:editId="719BA9A9">
+          <wp:inline distT="0" distB="0" distL="0" distR="0" wp14:anchorId="2DCE7B1B" wp14:editId="076FC2D3">
             <wp:extent cx="6332220" cy="1586230"/>
             <wp:effectExtent l="0" t="0" r="5080" b="1270"/>
-            <wp:docPr id="1311318128" name="Imagen 1" descr="En la figura 2 se evidencia la estructura de la nomenclatura del Sistema Armonizado."/>
+            <wp:docPr id="1311318128" name="Imagen 1" descr="En la figura 2 se evidencia la estructura de la nomenclatura del Sistema Armonizado: capítulo 85 máquinas aparatos; partida 01 motores eléctricos, subpartida 21 para vehículos automóviles y código SA 85.01.10 motores eléctricos para automóviles&#10;"/>
             <wp:cNvGraphicFramePr>
               <a:graphicFrameLocks xmlns:a="http://schemas.openxmlformats.org/drawingml/2006/main" noChangeAspect="1"/>
             </wp:cNvGraphicFramePr>
@@ -5135,11 +5214,11 @@
               <a:graphicData uri="http://schemas.openxmlformats.org/drawingml/2006/picture">
                 <pic:pic xmlns:pic="http://schemas.openxmlformats.org/drawingml/2006/picture">
                   <pic:nvPicPr>
-                    <pic:cNvPr id="1311318128" name="Imagen 1" descr="En la figura 2 se evidencia la estructura de la nomenclatura del Sistema Armonizado."/>
+                    <pic:cNvPr id="1311318128" name="Imagen 1" descr="En la figura 2 se evidencia la estructura de la nomenclatura del Sistema Armonizado: capítulo 85 máquinas aparatos; partida 01 motores eléctricos, subpartida 21 para vehículos automóviles y código SA 85.01.10 motores eléctricos para automóviles&#10;"/>
                     <pic:cNvPicPr/>
                   </pic:nvPicPr>
                   <pic:blipFill>
-                    <a:blip r:embed="rId20"/>
+                    <a:blip r:embed="rId19"/>
                     <a:stretch>
                       <a:fillRect/>
                     </a:stretch>
@@ -5464,13 +5543,20 @@
         </w:rPr>
         <w:t>Facilita acuerdos comerciales</w:t>
       </w:r>
-    </w:p>
-    <w:p>
-      <w:pPr>
+      <w:r>
         <w:rPr>
           <w:szCs w:val="28"/>
           <w:lang w:val="es-419" w:eastAsia="es-CO"/>
         </w:rPr>
+        <w:t>.</w:t>
+      </w:r>
+    </w:p>
+    <w:p>
+      <w:pPr>
+        <w:rPr>
+          <w:szCs w:val="28"/>
+          <w:lang w:val="es-419" w:eastAsia="es-CO"/>
+        </w:rPr>
       </w:pPr>
       <w:r>
         <w:rPr>
@@ -5494,7 +5580,7 @@
           <w:lang w:val="es-419" w:eastAsia="es-CO"/>
         </w:rPr>
       </w:pPr>
-      <w:hyperlink r:id="rId21" w:history="1">
+      <w:hyperlink r:id="rId20" w:history="1">
         <w:r>
           <w:rPr>
             <w:rStyle w:val="Hipervnculo"/>
@@ -5529,7 +5615,7 @@
           <w:rStyle w:val="Extranjerismo"/>
         </w:rPr>
       </w:pPr>
-      <w:bookmarkStart w:id="10" w:name="_Toc201353877"/>
+      <w:bookmarkStart w:id="10" w:name="_Toc204855221"/>
       <w:r>
         <w:lastRenderedPageBreak/>
         <w:t>Normativa aduanera</w:t>
@@ -5565,7 +5651,7 @@
       <w:r>
         <w:t xml:space="preserve">Para ampliar la información del Decreto 659 de 2024, lo invitamos a acceder al siguiente enlace: </w:t>
       </w:r>
-      <w:hyperlink r:id="rId22" w:history="1">
+      <w:hyperlink r:id="rId21" w:history="1">
         <w:r>
           <w:rPr>
             <w:rStyle w:val="Hipervnculo"/>
@@ -6130,7 +6216,7 @@
       <w:pPr>
         <w:pStyle w:val="Ttulo2"/>
       </w:pPr>
-      <w:bookmarkStart w:id="11" w:name="_Toc201353878"/>
+      <w:bookmarkStart w:id="11" w:name="_Toc204855222"/>
       <w:r>
         <w:t xml:space="preserve">3.1 </w:t>
       </w:r>
@@ -6189,6 +6275,7 @@
       </w:pPr>
       <w:r>
         <w:rPr>
+          <w:noProof/>
           <w:lang w:val="es-419" w:eastAsia="es-CO"/>
         </w:rPr>
         <w:drawing>
@@ -6207,7 +6294,7 @@
                     <pic:cNvPicPr/>
                   </pic:nvPicPr>
                   <pic:blipFill>
-                    <a:blip r:embed="rId23"/>
+                    <a:blip r:embed="rId22"/>
                     <a:stretch>
                       <a:fillRect/>
                     </a:stretch>
@@ -6522,7 +6609,7 @@
       <w:pPr>
         <w:pStyle w:val="Ttulo2"/>
       </w:pPr>
-      <w:bookmarkStart w:id="12" w:name="_Toc201353879"/>
+      <w:bookmarkStart w:id="12" w:name="_Toc204855223"/>
       <w:r>
         <w:t xml:space="preserve">3.2 </w:t>
       </w:r>
@@ -7480,7 +7567,7 @@
       <w:pPr>
         <w:pStyle w:val="Ttulo2"/>
       </w:pPr>
-      <w:bookmarkStart w:id="13" w:name="_Toc201353880"/>
+      <w:bookmarkStart w:id="13" w:name="_Toc204855224"/>
       <w:r>
         <w:t xml:space="preserve">3.3 </w:t>
       </w:r>
@@ -7785,7 +7872,23 @@
                 <w:rStyle w:val="Extranjerismo"/>
                 <w:lang w:val="es-CO"/>
               </w:rPr>
-              <w:t xml:space="preserve"> blockchain </w:t>
+              <w:t xml:space="preserve"> </w:t>
+            </w:r>
+            <w:proofErr w:type="spellStart"/>
+            <w:r>
+              <w:rPr>
+                <w:rStyle w:val="Extranjerismo"/>
+                <w:lang w:val="es-CO"/>
+              </w:rPr>
+              <w:t>blockchain</w:t>
+            </w:r>
+            <w:proofErr w:type="spellEnd"/>
+            <w:r>
+              <w:rPr>
+                <w:rStyle w:val="Extranjerismo"/>
+                <w:lang w:val="es-CO"/>
+              </w:rPr>
+              <w:t xml:space="preserve"> </w:t>
             </w:r>
             <w:r>
               <w:t>para medicamentos, productos agrícolas y bienes de alta fiscalización. Muestreo automatizado.</w:t>
@@ -8128,12 +8231,21 @@
             <w:r>
               <w:t xml:space="preserve">Declaración de exportación en plataforma DIAN, solicitud de devolución de IVA (cuando aplique), aplicación del </w:t>
             </w:r>
+            <w:proofErr w:type="spellStart"/>
             <w:r>
               <w:rPr>
                 <w:rStyle w:val="Extranjerismo"/>
                 <w:lang w:val="es-CO"/>
               </w:rPr>
-              <w:t xml:space="preserve">Drawback </w:t>
+              <w:t>Drawback</w:t>
+            </w:r>
+            <w:proofErr w:type="spellEnd"/>
+            <w:r>
+              <w:rPr>
+                <w:rStyle w:val="Extranjerismo"/>
+                <w:lang w:val="es-CO"/>
+              </w:rPr>
+              <w:t xml:space="preserve"> </w:t>
             </w:r>
             <w:r>
               <w:t>(sistema simplificado para PYMES).</w:t>
@@ -8190,6 +8302,7 @@
             <w:r>
               <w:t xml:space="preserve">Certificados de calidad electrónicos, sistema de trazabilidad </w:t>
             </w:r>
+            <w:proofErr w:type="spellStart"/>
             <w:r>
               <w:rPr>
                 <w:rStyle w:val="Extranjerismo"/>
@@ -8197,6 +8310,7 @@
               </w:rPr>
               <w:t>blockchain</w:t>
             </w:r>
+            <w:proofErr w:type="spellEnd"/>
             <w:r>
               <w:t xml:space="preserve"> para café y banano, productos mineros y manufacturas de alto valor; muestras físicas (solo cuando lo exija autoridad competente).</w:t>
             </w:r>
@@ -8288,7 +8402,7 @@
       <w:pPr>
         <w:pStyle w:val="Ttulo2"/>
       </w:pPr>
-      <w:bookmarkStart w:id="14" w:name="_Toc201353881"/>
+      <w:bookmarkStart w:id="14" w:name="_Toc204855225"/>
       <w:r>
         <w:t>3.4 Tipos de documentos legales</w:t>
       </w:r>
@@ -9263,7 +9377,7 @@
       <w:pPr>
         <w:pStyle w:val="Ttulo1"/>
       </w:pPr>
-      <w:bookmarkStart w:id="15" w:name="_Toc201353882"/>
+      <w:bookmarkStart w:id="15" w:name="_Toc204855226"/>
       <w:r>
         <w:lastRenderedPageBreak/>
         <w:t>Normativa arancelaria</w:t>
@@ -9293,7 +9407,7 @@
       <w:pPr>
         <w:pStyle w:val="Ttulo2"/>
       </w:pPr>
-      <w:bookmarkStart w:id="16" w:name="_Toc201353883"/>
+      <w:bookmarkStart w:id="16" w:name="_Toc204855227"/>
       <w:r>
         <w:t xml:space="preserve">4.1 </w:t>
       </w:r>
@@ -9387,7 +9501,7 @@
                     <pic:cNvPicPr/>
                   </pic:nvPicPr>
                   <pic:blipFill>
-                    <a:blip r:embed="rId24"/>
+                    <a:blip r:embed="rId23"/>
                     <a:stretch>
                       <a:fillRect/>
                     </a:stretch>
@@ -9508,7 +9622,19 @@
         <w:rPr>
           <w:lang w:val="es-419" w:eastAsia="es-CO"/>
         </w:rPr>
-        <w:t xml:space="preserve">l arancel sobre un bien importado, aumenta el precio recibido por los productores nacionales de </w:t>
+        <w:t>l arancel sobre un bien</w:t>
+      </w:r>
+      <w:r>
+        <w:rPr>
+          <w:lang w:val="es-419" w:eastAsia="es-CO"/>
+        </w:rPr>
+        <w:t>,</w:t>
+      </w:r>
+      <w:r>
+        <w:rPr>
+          <w:lang w:val="es-419" w:eastAsia="es-CO"/>
+        </w:rPr>
+        <w:t xml:space="preserve"> importado, aumenta el precio recibido por los productores nacionales de </w:t>
       </w:r>
       <w:r>
         <w:rPr>
@@ -9575,6 +9701,7 @@
       </w:pPr>
       <w:r>
         <w:rPr>
+          <w:noProof/>
           <w:lang w:val="es-419" w:eastAsia="es-CO"/>
         </w:rPr>
         <w:drawing>
@@ -9593,7 +9720,7 @@
                     <pic:cNvPicPr/>
                   </pic:nvPicPr>
                   <pic:blipFill>
-                    <a:blip r:embed="rId25"/>
+                    <a:blip r:embed="rId24"/>
                     <a:stretch>
                       <a:fillRect/>
                     </a:stretch>
@@ -9654,7 +9781,31 @@
         <w:rPr>
           <w:lang w:val="es-419" w:eastAsia="es-CO"/>
         </w:rPr>
-        <w:t>quellos que se cobran en unidad monetaria por unidades de una determinada medida que puede ser de peso (libra, kilo, tonelada, etc.) volumen (centímetros, metros, toneladas etc.) de longitud (metro, centímetro etc.).</w:t>
+        <w:t>quellos que se cobran en unidad monetaria por unidades de una determinada medida que puede ser de peso (libra, kilo, tonelada, etc.) volumen (centímetros, metros, toneladas</w:t>
+      </w:r>
+      <w:r>
+        <w:rPr>
+          <w:lang w:val="es-419" w:eastAsia="es-CO"/>
+        </w:rPr>
+        <w:t>,</w:t>
+      </w:r>
+      <w:r>
+        <w:rPr>
+          <w:lang w:val="es-419" w:eastAsia="es-CO"/>
+        </w:rPr>
+        <w:t xml:space="preserve"> etc.) de longitud (metro, centímetro</w:t>
+      </w:r>
+      <w:r>
+        <w:rPr>
+          <w:lang w:val="es-419" w:eastAsia="es-CO"/>
+        </w:rPr>
+        <w:t>,</w:t>
+      </w:r>
+      <w:r>
+        <w:rPr>
+          <w:lang w:val="es-419" w:eastAsia="es-CO"/>
+        </w:rPr>
+        <w:t xml:space="preserve"> etc.).</w:t>
       </w:r>
     </w:p>
     <w:p>
@@ -9756,7 +9907,7 @@
       <w:pPr>
         <w:pStyle w:val="Ttulo2"/>
       </w:pPr>
-      <w:bookmarkStart w:id="17" w:name="_Toc201353884"/>
+      <w:bookmarkStart w:id="17" w:name="_Toc204855228"/>
       <w:r>
         <w:t xml:space="preserve">4.2 </w:t>
       </w:r>
@@ -9795,7 +9946,7 @@
         <w:rPr>
           <w:lang w:val="es-419" w:eastAsia="es-CO"/>
         </w:rPr>
-        <w:t xml:space="preserve">                                 </w:t>
+        <w:t xml:space="preserve">             </w:t>
       </w:r>
       <w:r>
         <w:rPr>
@@ -9803,9 +9954,9 @@
           <w:lang w:val="es-419" w:eastAsia="es-CO"/>
         </w:rPr>
         <w:drawing>
-          <wp:inline distT="0" distB="0" distL="0" distR="0" wp14:anchorId="1DFE18E9" wp14:editId="5BA57DDA">
-            <wp:extent cx="4521200" cy="3670300"/>
-            <wp:effectExtent l="0" t="0" r="0" b="0"/>
+          <wp:inline distT="0" distB="0" distL="0" distR="0" wp14:anchorId="1DFE18E9" wp14:editId="19A2099C">
+            <wp:extent cx="5753100" cy="4670353"/>
+            <wp:effectExtent l="0" t="0" r="0" b="3810"/>
             <wp:docPr id="829888684" name="Imagen 1" descr="En la figura 6 se presentan los tipos de procedimientos arancelarios."/>
             <wp:cNvGraphicFramePr>
               <a:graphicFrameLocks xmlns:a="http://schemas.openxmlformats.org/drawingml/2006/main" noChangeAspect="1"/>
@@ -9818,7 +9969,7 @@
                     <pic:cNvPicPr/>
                   </pic:nvPicPr>
                   <pic:blipFill>
-                    <a:blip r:embed="rId26"/>
+                    <a:blip r:embed="rId25"/>
                     <a:stretch>
                       <a:fillRect/>
                     </a:stretch>
@@ -9826,7 +9977,7 @@
                   <pic:spPr>
                     <a:xfrm>
                       <a:off x="0" y="0"/>
-                      <a:ext cx="4521200" cy="3670300"/>
+                      <a:ext cx="5819551" cy="4724298"/>
                     </a:xfrm>
                     <a:prstGeom prst="rect">
                       <a:avLst/>
@@ -9849,6 +10000,7 @@
         <w:rPr>
           <w:lang w:val="es-419" w:eastAsia="es-CO"/>
         </w:rPr>
+        <w:lastRenderedPageBreak/>
         <w:t>Se detallan</w:t>
       </w:r>
       <w:r>
@@ -9863,6 +10015,20 @@
         </w:rPr>
         <w:t xml:space="preserve">, así: </w:t>
       </w:r>
+    </w:p>
+    <w:p>
+      <w:pPr>
+        <w:rPr>
+          <w:lang w:val="es-419" w:eastAsia="es-CO"/>
+        </w:rPr>
+      </w:pPr>
+    </w:p>
+    <w:p>
+      <w:pPr>
+        <w:rPr>
+          <w:lang w:val="es-419" w:eastAsia="es-CO"/>
+        </w:rPr>
+      </w:pPr>
     </w:p>
     <w:p>
       <w:pPr>
@@ -9898,7 +10064,6 @@
         <w:rPr>
           <w:lang w:val="es-419" w:eastAsia="es-CO"/>
         </w:rPr>
-        <w:lastRenderedPageBreak/>
         <w:t>Definitiva: mercancías que ingresan al territorio aduanero para consumo interno con pago completo de gravámenes.</w:t>
       </w:r>
     </w:p>
@@ -10090,8 +10255,9 @@
       <w:pPr>
         <w:pStyle w:val="Ttulo2"/>
       </w:pPr>
-      <w:bookmarkStart w:id="18" w:name="_Toc201353885"/>
-      <w:r>
+      <w:bookmarkStart w:id="18" w:name="_Toc204855229"/>
+      <w:r>
+        <w:lastRenderedPageBreak/>
         <w:t>4.3 Tipos de reglamentación</w:t>
       </w:r>
       <w:bookmarkEnd w:id="18"/>
@@ -10113,9 +10279,8 @@
       <w:pPr>
         <w:pStyle w:val="Ttulo3"/>
       </w:pPr>
-      <w:bookmarkStart w:id="19" w:name="_Toc201353886"/>
-      <w:r>
-        <w:lastRenderedPageBreak/>
+      <w:bookmarkStart w:id="19" w:name="_Toc204855230"/>
+      <w:r>
         <w:t>4.3.1 Reglamentación nacional</w:t>
       </w:r>
       <w:bookmarkEnd w:id="19"/>
@@ -10264,7 +10429,7 @@
                     <pic:cNvPicPr/>
                   </pic:nvPicPr>
                   <pic:blipFill>
-                    <a:blip r:embed="rId27"/>
+                    <a:blip r:embed="rId26"/>
                     <a:stretch>
                       <a:fillRect/>
                     </a:stretch>
@@ -10301,7 +10466,14 @@
         <w:rPr>
           <w:lang w:val="es-419" w:eastAsia="es-CO"/>
         </w:rPr>
-        <w:t>un listado de mercancías que empezó a organizarse con el criterio de la naturaleza o composición del producto y por ello el primero que se utilizó, fue el de los reinos de la naturaleza (</w:t>
+        <w:t xml:space="preserve">un listado de mercancías que empezó a organizarse con el criterio de la naturaleza o composición del producto y por ello el primero que se </w:t>
+      </w:r>
+      <w:r>
+        <w:rPr>
+          <w:lang w:val="es-419" w:eastAsia="es-CO"/>
+        </w:rPr>
+        <w:lastRenderedPageBreak/>
+        <w:t>utilizó, fue el de los reinos de la naturaleza (</w:t>
       </w:r>
       <w:r>
         <w:rPr>
@@ -10326,7 +10498,6 @@
         <w:rPr>
           <w:lang w:val="es-419" w:eastAsia="es-CO"/>
         </w:rPr>
-        <w:lastRenderedPageBreak/>
         <w:t>E</w:t>
       </w:r>
       <w:r>
@@ -10433,7 +10604,7 @@
                     <pic:cNvPicPr/>
                   </pic:nvPicPr>
                   <pic:blipFill>
-                    <a:blip r:embed="rId28"/>
+                    <a:blip r:embed="rId27"/>
                     <a:stretch>
                       <a:fillRect/>
                     </a:stretch>
@@ -10533,7 +10704,6 @@
         <w:pStyle w:val="Figura"/>
       </w:pPr>
       <w:r>
-        <w:lastRenderedPageBreak/>
         <w:t xml:space="preserve">Figura 9. </w:t>
       </w:r>
       <w:r>
@@ -10567,7 +10737,7 @@
                     <pic:cNvPicPr/>
                   </pic:nvPicPr>
                   <pic:blipFill>
-                    <a:blip r:embed="rId29"/>
+                    <a:blip r:embed="rId28"/>
                     <a:stretch>
                       <a:fillRect/>
                     </a:stretch>
@@ -10807,7 +10977,6 @@
           <w:bCs/>
           <w:lang w:val="es-419" w:eastAsia="es-CO"/>
         </w:rPr>
-        <w:lastRenderedPageBreak/>
         <w:t>¿Cuáles son las particularidades de la nomenclatura arancelaria?</w:t>
       </w:r>
     </w:p>
@@ -10859,7 +11028,7 @@
                           </pic:cNvPicPr>
                         </pic:nvPicPr>
                         <pic:blipFill>
-                          <a:blip r:embed="rId30">
+                          <a:blip r:embed="rId29">
                             <a:extLst>
                               <a:ext uri="{28A0092B-C50C-407E-A947-70E740481C1C}">
                                 <a14:useLocalDpi xmlns:a14="http://schemas.microsoft.com/office/drawing/2010/main" val="0"/>
@@ -10888,7 +11057,7 @@
                           </pic:cNvPicPr>
                         </pic:nvPicPr>
                         <pic:blipFill>
-                          <a:blip r:embed="rId31">
+                          <a:blip r:embed="rId30">
                             <a:extLst>
                               <a:ext uri="{28A0092B-C50C-407E-A947-70E740481C1C}">
                                 <a14:useLocalDpi xmlns:a14="http://schemas.microsoft.com/office/drawing/2010/main" val="0"/>
@@ -10960,7 +11129,19 @@
         <w:rPr>
           <w:lang w:val="es-419" w:eastAsia="es-CO"/>
         </w:rPr>
-        <w:t>Una de sus características es que corresponde a una nomenclatura polivalente, la cual está concebida para clasificar mercancías transportables que son cerca de 5100 grupos de mercancías con código de seis cifras para ser utilizadas con distintos fines.</w:t>
+        <w:t>Una de sus características es que corresponde a una nomenclatura polivalente, la cual está concebida para clasificar mercancías transportables</w:t>
+      </w:r>
+      <w:r>
+        <w:rPr>
+          <w:lang w:val="es-419" w:eastAsia="es-CO"/>
+        </w:rPr>
+        <w:t>,</w:t>
+      </w:r>
+      <w:r>
+        <w:rPr>
+          <w:lang w:val="es-419" w:eastAsia="es-CO"/>
+        </w:rPr>
+        <w:t xml:space="preserve"> que son cerca de 5100 grupos de mercancías con código de seis cifras para ser utilizadas con distintos fines.</w:t>
       </w:r>
     </w:p>
     <w:p>
@@ -11057,6 +11238,7 @@
         <w:rPr>
           <w:lang w:val="es-419" w:eastAsia="es-CO"/>
         </w:rPr>
+        <w:lastRenderedPageBreak/>
         <w:t xml:space="preserve">Se describen los tres tipos de nomenclaturas aplicables a Colombia: </w:t>
       </w:r>
     </w:p>
@@ -11093,7 +11275,6 @@
         <w:rPr>
           <w:lang w:val="es-419" w:eastAsia="es-CO"/>
         </w:rPr>
-        <w:lastRenderedPageBreak/>
         <w:t>Nomenclatura Arancelaria de la Comunidad Andina-NANDINA</w:t>
       </w:r>
     </w:p>
@@ -11144,7 +11325,7 @@
       <w:pPr>
         <w:pStyle w:val="Ttulo3"/>
       </w:pPr>
-      <w:bookmarkStart w:id="20" w:name="_Toc201353887"/>
+      <w:bookmarkStart w:id="20" w:name="_Toc204855231"/>
       <w:r>
         <w:t>4.3.2 Reglamentación internacional</w:t>
       </w:r>
@@ -11239,7 +11420,7 @@
       <w:pPr>
         <w:pStyle w:val="Ttulo2"/>
       </w:pPr>
-      <w:bookmarkStart w:id="21" w:name="_Toc201353888"/>
+      <w:bookmarkStart w:id="21" w:name="_Toc204855232"/>
       <w:r>
         <w:t>4.2 Tipos de trámites</w:t>
       </w:r>
@@ -11750,7 +11931,7 @@
       <w:pPr>
         <w:pStyle w:val="Titulosgenerales"/>
       </w:pPr>
-      <w:bookmarkStart w:id="22" w:name="_Toc201353889"/>
+      <w:bookmarkStart w:id="22" w:name="_Toc204855233"/>
       <w:r>
         <w:lastRenderedPageBreak/>
         <w:t>Síntesis</w:t>
@@ -11840,7 +12021,7 @@
       <w:pPr>
         <w:pStyle w:val="Titulosgenerales"/>
       </w:pPr>
-      <w:bookmarkStart w:id="23" w:name="_Toc201353890"/>
+      <w:bookmarkStart w:id="23" w:name="_Toc204855234"/>
       <w:r>
         <w:lastRenderedPageBreak/>
         <w:t>Glosario</w:t>
@@ -11925,7 +12106,23 @@
           <w:szCs w:val="28"/>
           <w:lang w:val="es-419"/>
         </w:rPr>
-        <w:t>es el intercambio de bienes y servicios entre países que cuentan con economías abiertas, en el se requiere cumplir con trámites, procedimientos tributarios y normativa vigente.</w:t>
+        <w:t xml:space="preserve">es el intercambio de bienes y servicios entre países que cuentan con economías abiertas, en </w:t>
+      </w:r>
+      <w:r>
+        <w:rPr>
+          <w:rFonts w:ascii="Calibri" w:hAnsi="Calibri" w:cs="Calibri"/>
+          <w:szCs w:val="28"/>
+          <w:lang w:val="es-419"/>
+        </w:rPr>
+        <w:t>é</w:t>
+      </w:r>
+      <w:r>
+        <w:rPr>
+          <w:rFonts w:ascii="Calibri" w:hAnsi="Calibri" w:cs="Calibri"/>
+          <w:szCs w:val="28"/>
+          <w:lang w:val="es-419"/>
+        </w:rPr>
+        <w:t>l se requiere cumplir con trámites, procedimientos tributarios y normativa vigente.</w:t>
       </w:r>
     </w:p>
     <w:p>
@@ -12068,7 +12265,23 @@
           <w:szCs w:val="28"/>
           <w:lang w:val="es-419"/>
         </w:rPr>
-        <w:t>se refiera al proceso de comprar productos o servicios de otros países para usarlos, venderlos o transformarlos de manera interna.</w:t>
+        <w:t>se refier</w:t>
+      </w:r>
+      <w:r>
+        <w:rPr>
+          <w:rFonts w:ascii="Calibri" w:hAnsi="Calibri" w:cs="Calibri"/>
+          <w:szCs w:val="28"/>
+          <w:lang w:val="es-419"/>
+        </w:rPr>
+        <w:t>e</w:t>
+      </w:r>
+      <w:r>
+        <w:rPr>
+          <w:rFonts w:ascii="Calibri" w:hAnsi="Calibri" w:cs="Calibri"/>
+          <w:szCs w:val="28"/>
+          <w:lang w:val="es-419"/>
+        </w:rPr>
+        <w:t xml:space="preserve"> al proceso de comprar productos o servicios de otros países para usarlos, venderlos o transformarlos de manera interna.</w:t>
       </w:r>
     </w:p>
     <w:p>
@@ -12265,7 +12478,7 @@
       <w:pPr>
         <w:pStyle w:val="Titulosgenerales"/>
       </w:pPr>
-      <w:bookmarkStart w:id="24" w:name="_Toc201353891"/>
+      <w:bookmarkStart w:id="24" w:name="_Toc204855235"/>
       <w:r>
         <w:lastRenderedPageBreak/>
         <w:t>Material complementario</w:t>
@@ -12735,7 +12948,7 @@
       <w:pPr>
         <w:pStyle w:val="Titulosgenerales"/>
       </w:pPr>
-      <w:bookmarkStart w:id="25" w:name="_Toc201353892"/>
+      <w:bookmarkStart w:id="25" w:name="_Toc204855236"/>
       <w:r>
         <w:lastRenderedPageBreak/>
         <w:t>Referencias bibliográficas</w:t>
@@ -12972,7 +13185,7 @@
       <w:pPr>
         <w:pStyle w:val="Titulosgenerales"/>
       </w:pPr>
-      <w:bookmarkStart w:id="26" w:name="_Toc201353893"/>
+      <w:bookmarkStart w:id="26" w:name="_Toc204855237"/>
       <w:r>
         <w:lastRenderedPageBreak/>
         <w:t>C</w:t>
@@ -13212,6 +13425,14 @@
                 <w:sz w:val="28"/>
                 <w:szCs w:val="28"/>
               </w:rPr>
+              <w:t xml:space="preserve">la </w:t>
+            </w:r>
+            <w:r>
+              <w:rPr>
+                <w:rFonts w:cs="Calibri"/>
+                <w:sz w:val="28"/>
+                <w:szCs w:val="28"/>
+              </w:rPr>
               <w:t>l</w:t>
             </w:r>
             <w:r>
@@ -13302,7 +13523,21 @@
                 <w:sz w:val="28"/>
                 <w:szCs w:val="28"/>
               </w:rPr>
-              <w:t>Yesid Arturo Choperena Guerrero</w:t>
+              <w:t>Ye</w:t>
+            </w:r>
+            <w:r>
+              <w:rPr>
+                <w:sz w:val="28"/>
+                <w:szCs w:val="28"/>
+              </w:rPr>
+              <w:t>z</w:t>
+            </w:r>
+            <w:r>
+              <w:rPr>
+                <w:sz w:val="28"/>
+                <w:szCs w:val="28"/>
+              </w:rPr>
+              <w:t>id Arturo Choperena Guerrero</w:t>
             </w:r>
           </w:p>
         </w:tc>
@@ -13620,7 +13855,7 @@
                 <w:sz w:val="28"/>
                 <w:szCs w:val="28"/>
               </w:rPr>
-              <w:t>Centro Para El Desarrollo Agroecológico Y Agroindustrial - Regional Atlántico</w:t>
+              <w:t>Centro de Comercio y Servicios -Regional Atlántico</w:t>
             </w:r>
           </w:p>
         </w:tc>
@@ -13822,23 +14057,7 @@
                 <w:sz w:val="28"/>
                 <w:szCs w:val="28"/>
               </w:rPr>
-              <w:t xml:space="preserve">Evaluador </w:t>
-            </w:r>
-            <w:r>
-              <w:rPr>
-                <w:rFonts w:cs="Calibri"/>
-                <w:sz w:val="28"/>
-                <w:szCs w:val="28"/>
-              </w:rPr>
-              <w:t>de</w:t>
-            </w:r>
-            <w:r>
-              <w:rPr>
-                <w:rFonts w:cs="Calibri"/>
-                <w:sz w:val="28"/>
-                <w:szCs w:val="28"/>
-              </w:rPr>
-              <w:t xml:space="preserve"> contenidos inclusivos y accesibles</w:t>
+              <w:t>Evaluador de contenidos inclusivos y accesibles</w:t>
             </w:r>
           </w:p>
         </w:tc>
@@ -13909,23 +14128,7 @@
                 <w:sz w:val="28"/>
                 <w:szCs w:val="28"/>
               </w:rPr>
-              <w:t xml:space="preserve">Evaluador </w:t>
-            </w:r>
-            <w:r>
-              <w:rPr>
-                <w:rFonts w:cs="Calibri"/>
-                <w:sz w:val="28"/>
-                <w:szCs w:val="28"/>
-              </w:rPr>
-              <w:t>de</w:t>
-            </w:r>
-            <w:r>
-              <w:rPr>
-                <w:rFonts w:cs="Calibri"/>
-                <w:sz w:val="28"/>
-                <w:szCs w:val="28"/>
-              </w:rPr>
-              <w:t xml:space="preserve"> contenidos inclusivos y accesibles</w:t>
+              <w:t>Evaluador de contenidos inclusivos y accesibles</w:t>
             </w:r>
           </w:p>
         </w:tc>
@@ -14000,7 +14203,23 @@
                 <w:sz w:val="28"/>
                 <w:szCs w:val="28"/>
               </w:rPr>
-              <w:t>Validador y vinculador de recursos digitales</w:t>
+              <w:t xml:space="preserve">Validador y vinculador de recursos </w:t>
+            </w:r>
+            <w:r>
+              <w:rPr>
+                <w:rFonts w:cs="Calibri"/>
+                <w:sz w:val="28"/>
+                <w:szCs w:val="28"/>
+              </w:rPr>
+              <w:t xml:space="preserve">educativos </w:t>
+            </w:r>
+            <w:r>
+              <w:rPr>
+                <w:rFonts w:cs="Calibri"/>
+                <w:sz w:val="28"/>
+                <w:szCs w:val="28"/>
+              </w:rPr>
+              <w:t>digitales</w:t>
             </w:r>
           </w:p>
         </w:tc>
@@ -14071,7 +14290,23 @@
                 <w:sz w:val="28"/>
                 <w:szCs w:val="28"/>
               </w:rPr>
-              <w:t>Validador y vinculador de recursos digitales</w:t>
+              <w:t xml:space="preserve">Validador y vinculador de recursos </w:t>
+            </w:r>
+            <w:r>
+              <w:rPr>
+                <w:rFonts w:cs="Calibri"/>
+                <w:sz w:val="28"/>
+                <w:szCs w:val="28"/>
+              </w:rPr>
+              <w:t xml:space="preserve">educativos </w:t>
+            </w:r>
+            <w:r>
+              <w:rPr>
+                <w:rFonts w:cs="Calibri"/>
+                <w:sz w:val="28"/>
+                <w:szCs w:val="28"/>
+              </w:rPr>
+              <w:t>digitales</w:t>
             </w:r>
           </w:p>
         </w:tc>
@@ -26946,6 +27181,19 @@
 </file>
 
 <file path=customXml/item1.xml><?xml version="1.0" encoding="utf-8"?>
+<b:Sources xmlns:b="http://schemas.openxmlformats.org/officeDocument/2006/bibliography" xmlns="http://schemas.openxmlformats.org/officeDocument/2006/bibliography" SelectedStyle="\APASixthEditionOfficeOnline.xsl" StyleName="APA" Version="6"/>
+</file>
+
+<file path=customXml/item2.xml><?xml version="1.0" encoding="utf-8"?>
+<?mso-contentType ?>
+<FormTemplates xmlns="http://schemas.microsoft.com/sharepoint/v3/contenttype/forms">
+  <Display>DocumentLibraryForm</Display>
+  <Edit>DocumentLibraryForm</Edit>
+  <New>DocumentLibraryForm</New>
+</FormTemplates>
+</file>
+
+<file path=customXml/item3.xml><?xml version="1.0" encoding="utf-8"?>
 <ct:contentTypeSchema xmlns:ct="http://schemas.microsoft.com/office/2006/metadata/contentType" xmlns:ma="http://schemas.microsoft.com/office/2006/metadata/properties/metaAttributes" ct:_="" ma:_="" ma:contentTypeName="Documento" ma:contentTypeID="0x01010049282E1EDBE9234EA9E6D38F720E265F" ma:contentTypeVersion="15" ma:contentTypeDescription="Crear nuevo documento." ma:contentTypeScope="" ma:versionID="b31c7aa9eaf043a08b87120b3c4916e3">
   <xsd:schema xmlns:xsd="http://www.w3.org/2001/XMLSchema" xmlns:xs="http://www.w3.org/2001/XMLSchema" xmlns:p="http://schemas.microsoft.com/office/2006/metadata/properties" xmlns:ns2="cb45339b-ced9-4d0d-8f64-77573914d53b" xmlns:ns3="43a3ca16-9c26-4813-b83f-4aec9927b43f" targetNamespace="http://schemas.microsoft.com/office/2006/metadata/properties" ma:root="true" ma:fieldsID="3533d065b04d75c457075bc55f1f5315" ns2:_="" ns3:_="">
     <xsd:import namespace="cb45339b-ced9-4d0d-8f64-77573914d53b"/>
@@ -27180,7 +27428,7 @@
 </ct:contentTypeSchema>
 </file>
 
-<file path=customXml/item2.xml><?xml version="1.0" encoding="utf-8"?>
+<file path=customXml/item4.xml><?xml version="1.0" encoding="utf-8"?>
 <p:properties xmlns:p="http://schemas.microsoft.com/office/2006/metadata/properties" xmlns:xsi="http://www.w3.org/2001/XMLSchema-instance" xmlns:pc="http://schemas.microsoft.com/office/infopath/2007/PartnerControls">
   <documentManagement>
     <TaxCatchAll xmlns="cb45339b-ced9-4d0d-8f64-77573914d53b" xsi:nil="true"/>
@@ -27191,20 +27439,23 @@
 </p:properties>
 </file>
 
-<file path=customXml/item3.xml><?xml version="1.0" encoding="utf-8"?>
-<?mso-contentType ?>
-<FormTemplates xmlns="http://schemas.microsoft.com/sharepoint/v3/contenttype/forms">
-  <Display>DocumentLibraryForm</Display>
-  <Edit>DocumentLibraryForm</Edit>
-  <New>DocumentLibraryForm</New>
-</FormTemplates>
+<file path=customXml/itemProps1.xml><?xml version="1.0" encoding="utf-8"?>
+<ds:datastoreItem xmlns:ds="http://schemas.openxmlformats.org/officeDocument/2006/customXml" ds:itemID="{E8AB44A3-7C62-4BD2-82ED-8ABC209970FA}">
+  <ds:schemaRefs>
+    <ds:schemaRef ds:uri="http://schemas.openxmlformats.org/officeDocument/2006/bibliography"/>
+  </ds:schemaRefs>
+</ds:datastoreItem>
 </file>
 
-<file path=customXml/item4.xml><?xml version="1.0" encoding="utf-8"?>
-<b:Sources xmlns:b="http://schemas.openxmlformats.org/officeDocument/2006/bibliography" xmlns="http://schemas.openxmlformats.org/officeDocument/2006/bibliography" SelectedStyle="\APASixthEditionOfficeOnline.xsl" StyleName="APA" Version="6"/>
+<file path=customXml/itemProps2.xml><?xml version="1.0" encoding="utf-8"?>
+<ds:datastoreItem xmlns:ds="http://schemas.openxmlformats.org/officeDocument/2006/customXml" ds:itemID="{81CBDEC1-3B00-44ED-AD36-0268077980BA}">
+  <ds:schemaRefs>
+    <ds:schemaRef ds:uri="http://schemas.microsoft.com/sharepoint/v3/contenttype/forms"/>
+  </ds:schemaRefs>
+</ds:datastoreItem>
 </file>
 
-<file path=customXml/itemProps1.xml><?xml version="1.0" encoding="utf-8"?>
+<file path=customXml/itemProps3.xml><?xml version="1.0" encoding="utf-8"?>
 <ds:datastoreItem xmlns:ds="http://schemas.openxmlformats.org/officeDocument/2006/customXml" ds:itemID="{DF43E046-DB0C-42D1-8C73-AE38B52F1ED7}">
   <ds:schemaRefs>
     <ds:schemaRef ds:uri="http://schemas.microsoft.com/office/2006/metadata/contentType"/>
@@ -27223,7 +27474,7 @@
 </ds:datastoreItem>
 </file>
 
-<file path=customXml/itemProps2.xml><?xml version="1.0" encoding="utf-8"?>
+<file path=customXml/itemProps4.xml><?xml version="1.0" encoding="utf-8"?>
 <ds:datastoreItem xmlns:ds="http://schemas.openxmlformats.org/officeDocument/2006/customXml" ds:itemID="{6929C9FE-9F22-4B98-96EF-1B541B3BD0B2}">
   <ds:schemaRefs>
     <ds:schemaRef ds:uri="http://schemas.microsoft.com/office/2006/metadata/properties"/>
@@ -27232,20 +27483,4 @@
     <ds:schemaRef ds:uri="43a3ca16-9c26-4813-b83f-4aec9927b43f"/>
   </ds:schemaRefs>
 </ds:datastoreItem>
-</file>
-
-<file path=customXml/itemProps3.xml><?xml version="1.0" encoding="utf-8"?>
-<ds:datastoreItem xmlns:ds="http://schemas.openxmlformats.org/officeDocument/2006/customXml" ds:itemID="{81CBDEC1-3B00-44ED-AD36-0268077980BA}">
-  <ds:schemaRefs>
-    <ds:schemaRef ds:uri="http://schemas.microsoft.com/sharepoint/v3/contenttype/forms"/>
-  </ds:schemaRefs>
-</ds:datastoreItem>
-</file>
-
-<file path=customXml/itemProps4.xml><?xml version="1.0" encoding="utf-8"?>
-<ds:datastoreItem xmlns:ds="http://schemas.openxmlformats.org/officeDocument/2006/customXml" ds:itemID="{E8AB44A3-7C62-4BD2-82ED-8ABC209970FA}">
-  <ds:schemaRefs>
-    <ds:schemaRef ds:uri="http://schemas.openxmlformats.org/officeDocument/2006/bibliography"/>
-  </ds:schemaRefs>
-</ds:datastoreItem>
 </file>
--- a/fuentes/CFA1_13460000_DU.docx
+++ b/fuentes/CFA1_13460000_DU.docx
@@ -517,7 +517,7 @@
           <w:r>
             <w:fldChar w:fldCharType="separate"/>
           </w:r>
-          <w:hyperlink w:anchor="_Toc204855211" w:history="1">
+          <w:hyperlink w:anchor="_Toc205363078" w:history="1">
             <w:r>
               <w:rPr>
                 <w:rStyle w:val="Hipervnculo"/>
@@ -544,7 +544,7 @@
                 <w:noProof/>
                 <w:webHidden/>
               </w:rPr>
-              <w:instrText xml:space="preserve"> PAGEREF _Toc204855211 \h </w:instrText>
+              <w:instrText xml:space="preserve"> PAGEREF _Toc205363078 \h </w:instrText>
             </w:r>
             <w:r>
               <w:rPr>
@@ -590,7 +590,7 @@
               <w:lang w:eastAsia="es-MX"/>
             </w:rPr>
           </w:pPr>
-          <w:hyperlink w:anchor="_Toc204855212" w:history="1">
+          <w:hyperlink w:anchor="_Toc205363079" w:history="1">
             <w:r>
               <w:rPr>
                 <w:rStyle w:val="Hipervnculo"/>
@@ -634,7 +634,7 @@
                 <w:noProof/>
                 <w:webHidden/>
               </w:rPr>
-              <w:instrText xml:space="preserve"> PAGEREF _Toc204855212 \h </w:instrText>
+              <w:instrText xml:space="preserve"> PAGEREF _Toc205363079 \h </w:instrText>
             </w:r>
             <w:r>
               <w:rPr>
@@ -676,7 +676,7 @@
               <w:lang w:eastAsia="es-MX"/>
             </w:rPr>
           </w:pPr>
-          <w:hyperlink w:anchor="_Toc204855213" w:history="1">
+          <w:hyperlink w:anchor="_Toc205363080" w:history="1">
             <w:r>
               <w:rPr>
                 <w:rStyle w:val="Hipervnculo"/>
@@ -720,7 +720,7 @@
                 <w:noProof/>
                 <w:webHidden/>
               </w:rPr>
-              <w:instrText xml:space="preserve"> PAGEREF _Toc204855213 \h </w:instrText>
+              <w:instrText xml:space="preserve"> PAGEREF _Toc205363080 \h </w:instrText>
             </w:r>
             <w:r>
               <w:rPr>
@@ -762,7 +762,7 @@
               <w:lang w:eastAsia="es-MX"/>
             </w:rPr>
           </w:pPr>
-          <w:hyperlink w:anchor="_Toc204855214" w:history="1">
+          <w:hyperlink w:anchor="_Toc205363081" w:history="1">
             <w:r>
               <w:rPr>
                 <w:rStyle w:val="Hipervnculo"/>
@@ -806,7 +806,7 @@
                 <w:noProof/>
                 <w:webHidden/>
               </w:rPr>
-              <w:instrText xml:space="preserve"> PAGEREF _Toc204855214 \h </w:instrText>
+              <w:instrText xml:space="preserve"> PAGEREF _Toc205363081 \h </w:instrText>
             </w:r>
             <w:r>
               <w:rPr>
@@ -848,7 +848,7 @@
               <w:lang w:eastAsia="es-MX"/>
             </w:rPr>
           </w:pPr>
-          <w:hyperlink w:anchor="_Toc204855215" w:history="1">
+          <w:hyperlink w:anchor="_Toc205363082" w:history="1">
             <w:r>
               <w:rPr>
                 <w:rStyle w:val="Hipervnculo"/>
@@ -892,7 +892,7 @@
                 <w:noProof/>
                 <w:webHidden/>
               </w:rPr>
-              <w:instrText xml:space="preserve"> PAGEREF _Toc204855215 \h </w:instrText>
+              <w:instrText xml:space="preserve"> PAGEREF _Toc205363082 \h </w:instrText>
             </w:r>
             <w:r>
               <w:rPr>
@@ -938,7 +938,7 @@
               <w:lang w:eastAsia="es-MX"/>
             </w:rPr>
           </w:pPr>
-          <w:hyperlink w:anchor="_Toc204855216" w:history="1">
+          <w:hyperlink w:anchor="_Toc205363083" w:history="1">
             <w:r>
               <w:rPr>
                 <w:rStyle w:val="Hipervnculo"/>
@@ -982,7 +982,7 @@
                 <w:noProof/>
                 <w:webHidden/>
               </w:rPr>
-              <w:instrText xml:space="preserve"> PAGEREF _Toc204855216 \h </w:instrText>
+              <w:instrText xml:space="preserve"> PAGEREF _Toc205363083 \h </w:instrText>
             </w:r>
             <w:r>
               <w:rPr>
@@ -1024,7 +1024,7 @@
               <w:lang w:eastAsia="es-MX"/>
             </w:rPr>
           </w:pPr>
-          <w:hyperlink w:anchor="_Toc204855217" w:history="1">
+          <w:hyperlink w:anchor="_Toc205363084" w:history="1">
             <w:r>
               <w:rPr>
                 <w:rStyle w:val="Hipervnculo"/>
@@ -1051,7 +1051,7 @@
                 <w:noProof/>
                 <w:webHidden/>
               </w:rPr>
-              <w:instrText xml:space="preserve"> PAGEREF _Toc204855217 \h </w:instrText>
+              <w:instrText xml:space="preserve"> PAGEREF _Toc205363084 \h </w:instrText>
             </w:r>
             <w:r>
               <w:rPr>
@@ -1093,7 +1093,7 @@
               <w:lang w:eastAsia="es-MX"/>
             </w:rPr>
           </w:pPr>
-          <w:hyperlink w:anchor="_Toc204855218" w:history="1">
+          <w:hyperlink w:anchor="_Toc205363085" w:history="1">
             <w:r>
               <w:rPr>
                 <w:rStyle w:val="Hipervnculo"/>
@@ -1120,7 +1120,7 @@
                 <w:noProof/>
                 <w:webHidden/>
               </w:rPr>
-              <w:instrText xml:space="preserve"> PAGEREF _Toc204855218 \h </w:instrText>
+              <w:instrText xml:space="preserve"> PAGEREF _Toc205363085 \h </w:instrText>
             </w:r>
             <w:r>
               <w:rPr>
@@ -1162,7 +1162,7 @@
               <w:lang w:eastAsia="es-MX"/>
             </w:rPr>
           </w:pPr>
-          <w:hyperlink w:anchor="_Toc204855219" w:history="1">
+          <w:hyperlink w:anchor="_Toc205363086" w:history="1">
             <w:r>
               <w:rPr>
                 <w:rStyle w:val="Hipervnculo"/>
@@ -1189,7 +1189,7 @@
                 <w:noProof/>
                 <w:webHidden/>
               </w:rPr>
-              <w:instrText xml:space="preserve"> PAGEREF _Toc204855219 \h </w:instrText>
+              <w:instrText xml:space="preserve"> PAGEREF _Toc205363086 \h </w:instrText>
             </w:r>
             <w:r>
               <w:rPr>
@@ -1234,7 +1234,7 @@
               <w:lang w:eastAsia="es-MX"/>
             </w:rPr>
           </w:pPr>
-          <w:hyperlink w:anchor="_Toc204855220" w:history="1">
+          <w:hyperlink w:anchor="_Toc205363087" w:history="1">
             <w:r>
               <w:rPr>
                 <w:rStyle w:val="Hipervnculo"/>
@@ -1261,7 +1261,7 @@
                 <w:noProof/>
                 <w:webHidden/>
               </w:rPr>
-              <w:instrText xml:space="preserve"> PAGEREF _Toc204855220 \h </w:instrText>
+              <w:instrText xml:space="preserve"> PAGEREF _Toc205363087 \h </w:instrText>
             </w:r>
             <w:r>
               <w:rPr>
@@ -1307,7 +1307,7 @@
               <w:lang w:eastAsia="es-MX"/>
             </w:rPr>
           </w:pPr>
-          <w:hyperlink w:anchor="_Toc204855221" w:history="1">
+          <w:hyperlink w:anchor="_Toc205363088" w:history="1">
             <w:r>
               <w:rPr>
                 <w:rStyle w:val="Hipervnculo"/>
@@ -1353,7 +1353,7 @@
                 <w:noProof/>
                 <w:webHidden/>
               </w:rPr>
-              <w:instrText xml:space="preserve"> PAGEREF _Toc204855221 \h </w:instrText>
+              <w:instrText xml:space="preserve"> PAGEREF _Toc205363088 \h </w:instrText>
             </w:r>
             <w:r>
               <w:rPr>
@@ -1395,7 +1395,7 @@
               <w:lang w:eastAsia="es-MX"/>
             </w:rPr>
           </w:pPr>
-          <w:hyperlink w:anchor="_Toc204855222" w:history="1">
+          <w:hyperlink w:anchor="_Toc205363089" w:history="1">
             <w:r>
               <w:rPr>
                 <w:rStyle w:val="Hipervnculo"/>
@@ -1422,7 +1422,7 @@
                 <w:noProof/>
                 <w:webHidden/>
               </w:rPr>
-              <w:instrText xml:space="preserve"> PAGEREF _Toc204855222 \h </w:instrText>
+              <w:instrText xml:space="preserve"> PAGEREF _Toc205363089 \h </w:instrText>
             </w:r>
             <w:r>
               <w:rPr>
@@ -1464,7 +1464,7 @@
               <w:lang w:eastAsia="es-MX"/>
             </w:rPr>
           </w:pPr>
-          <w:hyperlink w:anchor="_Toc204855223" w:history="1">
+          <w:hyperlink w:anchor="_Toc205363090" w:history="1">
             <w:r>
               <w:rPr>
                 <w:rStyle w:val="Hipervnculo"/>
@@ -1491,7 +1491,7 @@
                 <w:noProof/>
                 <w:webHidden/>
               </w:rPr>
-              <w:instrText xml:space="preserve"> PAGEREF _Toc204855223 \h </w:instrText>
+              <w:instrText xml:space="preserve"> PAGEREF _Toc205363090 \h </w:instrText>
             </w:r>
             <w:r>
               <w:rPr>
@@ -1533,7 +1533,7 @@
               <w:lang w:eastAsia="es-MX"/>
             </w:rPr>
           </w:pPr>
-          <w:hyperlink w:anchor="_Toc204855224" w:history="1">
+          <w:hyperlink w:anchor="_Toc205363091" w:history="1">
             <w:r>
               <w:rPr>
                 <w:rStyle w:val="Hipervnculo"/>
@@ -1560,7 +1560,7 @@
                 <w:noProof/>
                 <w:webHidden/>
               </w:rPr>
-              <w:instrText xml:space="preserve"> PAGEREF _Toc204855224 \h </w:instrText>
+              <w:instrText xml:space="preserve"> PAGEREF _Toc205363091 \h </w:instrText>
             </w:r>
             <w:r>
               <w:rPr>
@@ -1602,7 +1602,7 @@
               <w:lang w:eastAsia="es-MX"/>
             </w:rPr>
           </w:pPr>
-          <w:hyperlink w:anchor="_Toc204855225" w:history="1">
+          <w:hyperlink w:anchor="_Toc205363092" w:history="1">
             <w:r>
               <w:rPr>
                 <w:rStyle w:val="Hipervnculo"/>
@@ -1629,7 +1629,7 @@
                 <w:noProof/>
                 <w:webHidden/>
               </w:rPr>
-              <w:instrText xml:space="preserve"> PAGEREF _Toc204855225 \h </w:instrText>
+              <w:instrText xml:space="preserve"> PAGEREF _Toc205363092 \h </w:instrText>
             </w:r>
             <w:r>
               <w:rPr>
@@ -1675,7 +1675,7 @@
               <w:lang w:eastAsia="es-MX"/>
             </w:rPr>
           </w:pPr>
-          <w:hyperlink w:anchor="_Toc204855226" w:history="1">
+          <w:hyperlink w:anchor="_Toc205363093" w:history="1">
             <w:r>
               <w:rPr>
                 <w:rStyle w:val="Hipervnculo"/>
@@ -1719,7 +1719,7 @@
                 <w:noProof/>
                 <w:webHidden/>
               </w:rPr>
-              <w:instrText xml:space="preserve"> PAGEREF _Toc204855226 \h </w:instrText>
+              <w:instrText xml:space="preserve"> PAGEREF _Toc205363093 \h </w:instrText>
             </w:r>
             <w:r>
               <w:rPr>
@@ -1761,7 +1761,7 @@
               <w:lang w:eastAsia="es-MX"/>
             </w:rPr>
           </w:pPr>
-          <w:hyperlink w:anchor="_Toc204855227" w:history="1">
+          <w:hyperlink w:anchor="_Toc205363094" w:history="1">
             <w:r>
               <w:rPr>
                 <w:rStyle w:val="Hipervnculo"/>
@@ -1788,7 +1788,7 @@
                 <w:noProof/>
                 <w:webHidden/>
               </w:rPr>
-              <w:instrText xml:space="preserve"> PAGEREF _Toc204855227 \h </w:instrText>
+              <w:instrText xml:space="preserve"> PAGEREF _Toc205363094 \h </w:instrText>
             </w:r>
             <w:r>
               <w:rPr>
@@ -1830,7 +1830,7 @@
               <w:lang w:eastAsia="es-MX"/>
             </w:rPr>
           </w:pPr>
-          <w:hyperlink w:anchor="_Toc204855228" w:history="1">
+          <w:hyperlink w:anchor="_Toc205363095" w:history="1">
             <w:r>
               <w:rPr>
                 <w:rStyle w:val="Hipervnculo"/>
@@ -1857,7 +1857,7 @@
                 <w:noProof/>
                 <w:webHidden/>
               </w:rPr>
-              <w:instrText xml:space="preserve"> PAGEREF _Toc204855228 \h </w:instrText>
+              <w:instrText xml:space="preserve"> PAGEREF _Toc205363095 \h </w:instrText>
             </w:r>
             <w:r>
               <w:rPr>
@@ -1899,7 +1899,7 @@
               <w:lang w:eastAsia="es-MX"/>
             </w:rPr>
           </w:pPr>
-          <w:hyperlink w:anchor="_Toc204855229" w:history="1">
+          <w:hyperlink w:anchor="_Toc205363096" w:history="1">
             <w:r>
               <w:rPr>
                 <w:rStyle w:val="Hipervnculo"/>
@@ -1926,7 +1926,7 @@
                 <w:noProof/>
                 <w:webHidden/>
               </w:rPr>
-              <w:instrText xml:space="preserve"> PAGEREF _Toc204855229 \h </w:instrText>
+              <w:instrText xml:space="preserve"> PAGEREF _Toc205363096 \h </w:instrText>
             </w:r>
             <w:r>
               <w:rPr>
@@ -1946,7 +1946,7 @@
                 <w:noProof/>
                 <w:webHidden/>
               </w:rPr>
-              <w:t>31</w:t>
+              <w:t>30</w:t>
             </w:r>
             <w:r>
               <w:rPr>
@@ -1971,7 +1971,7 @@
               <w:lang w:eastAsia="es-MX"/>
             </w:rPr>
           </w:pPr>
-          <w:hyperlink w:anchor="_Toc204855230" w:history="1">
+          <w:hyperlink w:anchor="_Toc205363097" w:history="1">
             <w:r>
               <w:rPr>
                 <w:rStyle w:val="Hipervnculo"/>
@@ -1998,7 +1998,7 @@
                 <w:noProof/>
                 <w:webHidden/>
               </w:rPr>
-              <w:instrText xml:space="preserve"> PAGEREF _Toc204855230 \h </w:instrText>
+              <w:instrText xml:space="preserve"> PAGEREF _Toc205363097 \h </w:instrText>
             </w:r>
             <w:r>
               <w:rPr>
@@ -2043,7 +2043,7 @@
               <w:lang w:eastAsia="es-MX"/>
             </w:rPr>
           </w:pPr>
-          <w:hyperlink w:anchor="_Toc204855231" w:history="1">
+          <w:hyperlink w:anchor="_Toc205363098" w:history="1">
             <w:r>
               <w:rPr>
                 <w:rStyle w:val="Hipervnculo"/>
@@ -2070,7 +2070,7 @@
                 <w:noProof/>
                 <w:webHidden/>
               </w:rPr>
-              <w:instrText xml:space="preserve"> PAGEREF _Toc204855231 \h </w:instrText>
+              <w:instrText xml:space="preserve"> PAGEREF _Toc205363098 \h </w:instrText>
             </w:r>
             <w:r>
               <w:rPr>
@@ -2112,7 +2112,7 @@
               <w:lang w:eastAsia="es-MX"/>
             </w:rPr>
           </w:pPr>
-          <w:hyperlink w:anchor="_Toc204855232" w:history="1">
+          <w:hyperlink w:anchor="_Toc205363099" w:history="1">
             <w:r>
               <w:rPr>
                 <w:rStyle w:val="Hipervnculo"/>
@@ -2139,7 +2139,7 @@
                 <w:noProof/>
                 <w:webHidden/>
               </w:rPr>
-              <w:instrText xml:space="preserve"> PAGEREF _Toc204855232 \h </w:instrText>
+              <w:instrText xml:space="preserve"> PAGEREF _Toc205363099 \h </w:instrText>
             </w:r>
             <w:r>
               <w:rPr>
@@ -2184,7 +2184,7 @@
               <w:lang w:eastAsia="es-MX"/>
             </w:rPr>
           </w:pPr>
-          <w:hyperlink w:anchor="_Toc204855233" w:history="1">
+          <w:hyperlink w:anchor="_Toc205363100" w:history="1">
             <w:r>
               <w:rPr>
                 <w:rStyle w:val="Hipervnculo"/>
@@ -2211,7 +2211,7 @@
                 <w:noProof/>
                 <w:webHidden/>
               </w:rPr>
-              <w:instrText xml:space="preserve"> PAGEREF _Toc204855233 \h </w:instrText>
+              <w:instrText xml:space="preserve"> PAGEREF _Toc205363100 \h </w:instrText>
             </w:r>
             <w:r>
               <w:rPr>
@@ -2256,7 +2256,7 @@
               <w:lang w:eastAsia="es-MX"/>
             </w:rPr>
           </w:pPr>
-          <w:hyperlink w:anchor="_Toc204855234" w:history="1">
+          <w:hyperlink w:anchor="_Toc205363101" w:history="1">
             <w:r>
               <w:rPr>
                 <w:rStyle w:val="Hipervnculo"/>
@@ -2283,7 +2283,7 @@
                 <w:noProof/>
                 <w:webHidden/>
               </w:rPr>
-              <w:instrText xml:space="preserve"> PAGEREF _Toc204855234 \h </w:instrText>
+              <w:instrText xml:space="preserve"> PAGEREF _Toc205363101 \h </w:instrText>
             </w:r>
             <w:r>
               <w:rPr>
@@ -2328,7 +2328,7 @@
               <w:lang w:eastAsia="es-MX"/>
             </w:rPr>
           </w:pPr>
-          <w:hyperlink w:anchor="_Toc204855235" w:history="1">
+          <w:hyperlink w:anchor="_Toc205363102" w:history="1">
             <w:r>
               <w:rPr>
                 <w:rStyle w:val="Hipervnculo"/>
@@ -2355,7 +2355,7 @@
                 <w:noProof/>
                 <w:webHidden/>
               </w:rPr>
-              <w:instrText xml:space="preserve"> PAGEREF _Toc204855235 \h </w:instrText>
+              <w:instrText xml:space="preserve"> PAGEREF _Toc205363102 \h </w:instrText>
             </w:r>
             <w:r>
               <w:rPr>
@@ -2400,7 +2400,7 @@
               <w:lang w:eastAsia="es-MX"/>
             </w:rPr>
           </w:pPr>
-          <w:hyperlink w:anchor="_Toc204855236" w:history="1">
+          <w:hyperlink w:anchor="_Toc205363103" w:history="1">
             <w:r>
               <w:rPr>
                 <w:rStyle w:val="Hipervnculo"/>
@@ -2427,7 +2427,7 @@
                 <w:noProof/>
                 <w:webHidden/>
               </w:rPr>
-              <w:instrText xml:space="preserve"> PAGEREF _Toc204855236 \h </w:instrText>
+              <w:instrText xml:space="preserve"> PAGEREF _Toc205363103 \h </w:instrText>
             </w:r>
             <w:r>
               <w:rPr>
@@ -2472,7 +2472,7 @@
               <w:lang w:eastAsia="es-MX"/>
             </w:rPr>
           </w:pPr>
-          <w:hyperlink w:anchor="_Toc204855237" w:history="1">
+          <w:hyperlink w:anchor="_Toc205363104" w:history="1">
             <w:r>
               <w:rPr>
                 <w:rStyle w:val="Hipervnculo"/>
@@ -2499,7 +2499,7 @@
                 <w:noProof/>
                 <w:webHidden/>
               </w:rPr>
-              <w:instrText xml:space="preserve"> PAGEREF _Toc204855237 \h </w:instrText>
+              <w:instrText xml:space="preserve"> PAGEREF _Toc205363104 \h </w:instrText>
             </w:r>
             <w:r>
               <w:rPr>
@@ -2556,7 +2556,7 @@
       <w:pPr>
         <w:pStyle w:val="Titulosgenerales"/>
       </w:pPr>
-      <w:bookmarkStart w:id="0" w:name="_Toc204855211"/>
+      <w:bookmarkStart w:id="0" w:name="_Toc205363078"/>
       <w:r>
         <w:lastRenderedPageBreak/>
         <w:t>Introducción</w:t>
@@ -2842,7 +2842,7 @@
       <w:pPr>
         <w:pStyle w:val="Ttulo1"/>
       </w:pPr>
-      <w:bookmarkStart w:id="1" w:name="_Toc204855212"/>
+      <w:bookmarkStart w:id="1" w:name="_Toc205363079"/>
       <w:r>
         <w:lastRenderedPageBreak/>
         <w:t>Comercio exterior</w:t>
@@ -2879,7 +2879,7 @@
           <w:rFonts w:eastAsia="Times New Roman"/>
         </w:rPr>
       </w:pPr>
-      <w:bookmarkStart w:id="2" w:name="_Toc204855213"/>
+      <w:bookmarkStart w:id="2" w:name="_Toc205363080"/>
       <w:r>
         <w:t>Concepto</w:t>
       </w:r>
@@ -2903,6 +2903,10 @@
         <w:t xml:space="preserve">Figura 1. </w:t>
       </w:r>
       <w:r>
+        <w:rPr>
+          <w:b w:val="0"/>
+          <w:bCs w:val="0"/>
+        </w:rPr>
         <w:t>Etapas del comercio exterior</w:t>
       </w:r>
     </w:p>
@@ -3097,26 +3101,16 @@
         </w:rPr>
         <w:t xml:space="preserve"> Adoptado de Comercio exterior: una introducción al intercambio de bienes y servicios a nivel global, por Zona Franca Parque Central, 2023. </w:t>
       </w:r>
-      <w:r>
-        <w:fldChar w:fldCharType="begin"/>
-      </w:r>
-      <w:r>
-        <w:instrText>HYPERLINK "https://zonafrancapc.co/comercio-exterior-una-introduccion-al-intercambio-de-bienes-y-servicios-a-nivel-global/"</w:instrText>
-      </w:r>
-      <w:r>
-        <w:fldChar w:fldCharType="separate"/>
-      </w:r>
-      <w:r>
-        <w:rPr>
-          <w:rStyle w:val="Hipervnculo"/>
-          <w:sz w:val="22"/>
-          <w:lang w:val="es-419" w:eastAsia="es-CO"/>
-        </w:rPr>
-        <w:t>https://zonafrancapc.co/comercio-exterior-una-introduccion-al-intercambio-de-bienes-y-servicios-a-nivel-global/</w:t>
-      </w:r>
-      <w:r>
-        <w:fldChar w:fldCharType="end"/>
-      </w:r>
+      <w:hyperlink r:id="rId16" w:history="1">
+        <w:r>
+          <w:rPr>
+            <w:rStyle w:val="Hipervnculo"/>
+            <w:sz w:val="22"/>
+            <w:lang w:val="es-419" w:eastAsia="es-CO"/>
+          </w:rPr>
+          <w:t>https://zonafrancapc.co/comercio-exterior-una-introduccion-al-intercambio-de-bienes-y-servicios-a-nivel-global/</w:t>
+        </w:r>
+      </w:hyperlink>
     </w:p>
     <w:p>
       <w:pPr>
@@ -3136,7 +3130,7 @@
         </w:rPr>
         <w:t xml:space="preserve"> </w:t>
       </w:r>
-      <w:hyperlink r:id="rId16" w:history="1">
+      <w:hyperlink r:id="rId17" w:history="1">
         <w:r>
           <w:rPr>
             <w:rStyle w:val="Hipervnculo"/>
@@ -3154,7 +3148,7 @@
           <w:numId w:val="7"/>
         </w:numPr>
       </w:pPr>
-      <w:bookmarkStart w:id="3" w:name="_Toc204855214"/>
+      <w:bookmarkStart w:id="3" w:name="_Toc205363081"/>
       <w:r>
         <w:t>Operación de importación</w:t>
       </w:r>
@@ -3204,7 +3198,7 @@
           <w:numId w:val="7"/>
         </w:numPr>
       </w:pPr>
-      <w:bookmarkStart w:id="4" w:name="_Toc204855215"/>
+      <w:bookmarkStart w:id="4" w:name="_Toc205363082"/>
       <w:r>
         <w:t>Operación de exportación</w:t>
       </w:r>
@@ -3284,7 +3278,7 @@
           <w:lang w:val="es-419"/>
         </w:rPr>
       </w:pPr>
-      <w:bookmarkStart w:id="5" w:name="_Toc204855216"/>
+      <w:bookmarkStart w:id="5" w:name="_Toc205363083"/>
       <w:r>
         <w:rPr>
           <w:rStyle w:val="Extranjerismo"/>
@@ -3327,7 +3321,7 @@
       <w:pPr>
         <w:pStyle w:val="Ttulo2"/>
       </w:pPr>
-      <w:bookmarkStart w:id="6" w:name="_Toc204855217"/>
+      <w:bookmarkStart w:id="6" w:name="_Toc205363084"/>
       <w:r>
         <w:t xml:space="preserve">2.1 </w:t>
       </w:r>
@@ -3359,7 +3353,7 @@
       <w:pPr>
         <w:pStyle w:val="Ttulo2"/>
       </w:pPr>
-      <w:bookmarkStart w:id="7" w:name="_Toc204855218"/>
+      <w:bookmarkStart w:id="7" w:name="_Toc205363085"/>
       <w:r>
         <w:t xml:space="preserve">2.2 </w:t>
       </w:r>
@@ -3455,7 +3449,7 @@
                     <pic:cNvPicPr/>
                   </pic:nvPicPr>
                   <pic:blipFill>
-                    <a:blip r:embed="rId17"/>
+                    <a:blip r:embed="rId18"/>
                     <a:stretch>
                       <a:fillRect/>
                     </a:stretch>
@@ -3480,7 +3474,7 @@
       <w:pPr>
         <w:pStyle w:val="Figura"/>
       </w:pPr>
-      <w:hyperlink r:id="rId18" w:history="1">
+      <w:hyperlink r:id="rId19" w:history="1">
         <w:r>
           <w:rPr>
             <w:rStyle w:val="Hipervnculo"/>
@@ -4155,7 +4149,7 @@
       <w:pPr>
         <w:pStyle w:val="Ttulo2"/>
       </w:pPr>
-      <w:bookmarkStart w:id="8" w:name="_Toc204855219"/>
+      <w:bookmarkStart w:id="8" w:name="_Toc205363086"/>
       <w:r>
         <w:lastRenderedPageBreak/>
         <w:t xml:space="preserve">2.3 </w:t>
@@ -4992,7 +4986,7 @@
       <w:pPr>
         <w:pStyle w:val="Ttulo3"/>
       </w:pPr>
-      <w:bookmarkStart w:id="9" w:name="_Toc204855220"/>
+      <w:bookmarkStart w:id="9" w:name="_Toc205363087"/>
       <w:r>
         <w:lastRenderedPageBreak/>
         <w:t>2.3.1 Sistema armonizado</w:t>
@@ -5187,6 +5181,8 @@
       <w:r>
         <w:rPr>
           <w:rStyle w:val="FiguraCar"/>
+          <w:b w:val="0"/>
+          <w:bCs w:val="0"/>
         </w:rPr>
         <w:t>Esquema de nomenclatura del Sistema Armonizado</w:t>
       </w:r>
@@ -5218,7 +5214,7 @@
                     <pic:cNvPicPr/>
                   </pic:nvPicPr>
                   <pic:blipFill>
-                    <a:blip r:embed="rId19"/>
+                    <a:blip r:embed="rId20"/>
                     <a:stretch>
                       <a:fillRect/>
                     </a:stretch>
@@ -5580,7 +5576,7 @@
           <w:lang w:val="es-419" w:eastAsia="es-CO"/>
         </w:rPr>
       </w:pPr>
-      <w:hyperlink r:id="rId20" w:history="1">
+      <w:hyperlink r:id="rId21" w:history="1">
         <w:r>
           <w:rPr>
             <w:rStyle w:val="Hipervnculo"/>
@@ -5615,7 +5611,7 @@
           <w:rStyle w:val="Extranjerismo"/>
         </w:rPr>
       </w:pPr>
-      <w:bookmarkStart w:id="10" w:name="_Toc204855221"/>
+      <w:bookmarkStart w:id="10" w:name="_Toc205363088"/>
       <w:r>
         <w:lastRenderedPageBreak/>
         <w:t>Normativa aduanera</w:t>
@@ -5651,7 +5647,7 @@
       <w:r>
         <w:t xml:space="preserve">Para ampliar la información del Decreto 659 de 2024, lo invitamos a acceder al siguiente enlace: </w:t>
       </w:r>
-      <w:hyperlink r:id="rId21" w:history="1">
+      <w:hyperlink r:id="rId22" w:history="1">
         <w:r>
           <w:rPr>
             <w:rStyle w:val="Hipervnculo"/>
@@ -6216,7 +6212,7 @@
       <w:pPr>
         <w:pStyle w:val="Ttulo2"/>
       </w:pPr>
-      <w:bookmarkStart w:id="11" w:name="_Toc204855222"/>
+      <w:bookmarkStart w:id="11" w:name="_Toc205363089"/>
       <w:r>
         <w:t xml:space="preserve">3.1 </w:t>
       </w:r>
@@ -6264,7 +6260,14 @@
       </w:pPr>
       <w:r>
         <w:lastRenderedPageBreak/>
-        <w:t>Figura 3. Tipos de procedimientos aduaneros</w:t>
+        <w:t xml:space="preserve">Figura 3. </w:t>
+      </w:r>
+      <w:r>
+        <w:rPr>
+          <w:b w:val="0"/>
+          <w:bCs w:val="0"/>
+        </w:rPr>
+        <w:t>Tipos de procedimientos aduaneros</w:t>
       </w:r>
     </w:p>
     <w:p>
@@ -6294,7 +6297,7 @@
                     <pic:cNvPicPr/>
                   </pic:nvPicPr>
                   <pic:blipFill>
-                    <a:blip r:embed="rId22"/>
+                    <a:blip r:embed="rId23"/>
                     <a:stretch>
                       <a:fillRect/>
                     </a:stretch>
@@ -6609,7 +6612,7 @@
       <w:pPr>
         <w:pStyle w:val="Ttulo2"/>
       </w:pPr>
-      <w:bookmarkStart w:id="12" w:name="_Toc204855223"/>
+      <w:bookmarkStart w:id="12" w:name="_Toc205363090"/>
       <w:r>
         <w:t xml:space="preserve">3.2 </w:t>
       </w:r>
@@ -7492,51 +7495,6 @@
           </w:p>
         </w:tc>
       </w:tr>
-      <w:tr>
-        <w:tc>
-          <w:tcPr>
-            <w:tcW w:w="2830" w:type="dxa"/>
-          </w:tcPr>
-          <w:p>
-            <w:pPr>
-              <w:pStyle w:val="TextoTablas"/>
-              <w:jc w:val="center"/>
-            </w:pPr>
-            <w:r>
-              <w:lastRenderedPageBreak/>
-              <w:t>Importación</w:t>
-            </w:r>
-          </w:p>
-        </w:tc>
-        <w:tc>
-          <w:tcPr>
-            <w:tcW w:w="3261" w:type="dxa"/>
-          </w:tcPr>
-          <w:p>
-            <w:pPr>
-              <w:pStyle w:val="TextoTablas"/>
-              <w:jc w:val="center"/>
-            </w:pPr>
-            <w:r>
-              <w:t>Definitiva</w:t>
-            </w:r>
-          </w:p>
-        </w:tc>
-        <w:tc>
-          <w:tcPr>
-            <w:tcW w:w="3118" w:type="dxa"/>
-          </w:tcPr>
-          <w:p>
-            <w:pPr>
-              <w:pStyle w:val="TextoTablas"/>
-              <w:jc w:val="center"/>
-            </w:pPr>
-            <w:r>
-              <w:t>Bienes que ingresan al territorio aduanero nacional para permanecer definitivamente.</w:t>
-            </w:r>
-          </w:p>
-        </w:tc>
-      </w:tr>
     </w:tbl>
     <w:p>
       <w:pPr>
@@ -7553,6 +7511,7 @@
           <w:sz w:val="22"/>
           <w:lang w:eastAsia="es-CO"/>
         </w:rPr>
+        <w:lastRenderedPageBreak/>
         <w:t>Fuente.</w:t>
       </w:r>
       <w:r>
@@ -7567,7 +7526,7 @@
       <w:pPr>
         <w:pStyle w:val="Ttulo2"/>
       </w:pPr>
-      <w:bookmarkStart w:id="13" w:name="_Toc204855224"/>
+      <w:bookmarkStart w:id="13" w:name="_Toc205363091"/>
       <w:r>
         <w:t xml:space="preserve">3.3 </w:t>
       </w:r>
@@ -7826,7 +7785,6 @@
                 <w:b/>
                 <w:bCs/>
               </w:rPr>
-              <w:lastRenderedPageBreak/>
               <w:t>Importación</w:t>
             </w:r>
           </w:p>
@@ -7891,7 +7849,11 @@
               <w:t xml:space="preserve"> </w:t>
             </w:r>
             <w:r>
-              <w:t>para medicamentos, productos agrícolas y bienes de alta fiscalización. Muestreo automatizado.</w:t>
+              <w:t xml:space="preserve">para medicamentos, productos </w:t>
+            </w:r>
+            <w:r>
+              <w:lastRenderedPageBreak/>
+              <w:t>agrícolas y bienes de alta fiscalización. Muestreo automatizado.</w:t>
             </w:r>
           </w:p>
         </w:tc>
@@ -7917,6 +7879,7 @@
                 <w:b/>
                 <w:bCs/>
               </w:rPr>
+              <w:lastRenderedPageBreak/>
               <w:t>Importación</w:t>
             </w:r>
           </w:p>
@@ -8200,7 +8163,6 @@
                 <w:b/>
                 <w:bCs/>
               </w:rPr>
-              <w:lastRenderedPageBreak/>
               <w:t>Exportación</w:t>
             </w:r>
           </w:p>
@@ -8229,7 +8191,11 @@
               <w:jc w:val="center"/>
             </w:pPr>
             <w:r>
-              <w:t xml:space="preserve">Declaración de exportación en plataforma DIAN, solicitud de devolución de IVA (cuando aplique), aplicación del </w:t>
+              <w:t xml:space="preserve">Declaración de exportación en plataforma DIAN, solicitud de devolución de IVA (cuando aplique), aplicación </w:t>
+            </w:r>
+            <w:r>
+              <w:lastRenderedPageBreak/>
+              <w:t xml:space="preserve">del </w:t>
             </w:r>
             <w:proofErr w:type="spellStart"/>
             <w:r>
@@ -8272,6 +8238,7 @@
                 <w:b/>
                 <w:bCs/>
               </w:rPr>
+              <w:lastRenderedPageBreak/>
               <w:t>Exportación</w:t>
             </w:r>
           </w:p>
@@ -8402,7 +8369,7 @@
       <w:pPr>
         <w:pStyle w:val="Ttulo2"/>
       </w:pPr>
-      <w:bookmarkStart w:id="14" w:name="_Toc204855225"/>
+      <w:bookmarkStart w:id="14" w:name="_Toc205363092"/>
       <w:r>
         <w:t>3.4 Tipos de documentos legales</w:t>
       </w:r>
@@ -8583,11 +8550,7 @@
               </w:rPr>
             </w:pPr>
             <w:r>
-              <w:t xml:space="preserve">Documento legal que formaliza la operación (importación/exportación). </w:t>
-            </w:r>
-            <w:r>
-              <w:lastRenderedPageBreak/>
-              <w:t>Contiene información fiscal, arancelaria y comercial.</w:t>
+              <w:t>Documento legal que formaliza la operación (importación/exportación). Contiene información fiscal, arancelaria y comercial.</w:t>
             </w:r>
           </w:p>
         </w:tc>
@@ -8613,7 +8576,6 @@
                 <w:b/>
                 <w:bCs/>
               </w:rPr>
-              <w:lastRenderedPageBreak/>
               <w:t>Principales (obligatorios)</w:t>
             </w:r>
           </w:p>
@@ -8652,7 +8614,11 @@
               </w:rPr>
             </w:pPr>
             <w:r>
-              <w:t>Requisito legal con datos del vendedor, comprador, valor y términos INCOTERM. Debe coincidir con la declaración aduanera.</w:t>
+              <w:t xml:space="preserve">Requisito legal con datos del vendedor, comprador, valor y </w:t>
+            </w:r>
+            <w:r>
+              <w:lastRenderedPageBreak/>
+              <w:t>términos INCOTERM. Debe coincidir con la declaración aduanera.</w:t>
             </w:r>
           </w:p>
         </w:tc>
@@ -8681,6 +8647,7 @@
                 <w:b/>
                 <w:bCs/>
               </w:rPr>
+              <w:lastRenderedPageBreak/>
               <w:t>Principales (obligatorios)</w:t>
             </w:r>
           </w:p>
@@ -9135,7 +9102,6 @@
                 <w:b/>
                 <w:bCs/>
               </w:rPr>
-              <w:lastRenderedPageBreak/>
               <w:t>Para regímenes especiales</w:t>
             </w:r>
           </w:p>
@@ -9188,6 +9154,7 @@
                 <w:b/>
                 <w:bCs/>
               </w:rPr>
+              <w:lastRenderedPageBreak/>
               <w:t>Para regímenes especiales</w:t>
             </w:r>
           </w:p>
@@ -9377,7 +9344,7 @@
       <w:pPr>
         <w:pStyle w:val="Ttulo1"/>
       </w:pPr>
-      <w:bookmarkStart w:id="15" w:name="_Toc204855226"/>
+      <w:bookmarkStart w:id="15" w:name="_Toc205363093"/>
       <w:r>
         <w:lastRenderedPageBreak/>
         <w:t>Normativa arancelaria</w:t>
@@ -9407,7 +9374,7 @@
       <w:pPr>
         <w:pStyle w:val="Ttulo2"/>
       </w:pPr>
-      <w:bookmarkStart w:id="16" w:name="_Toc204855227"/>
+      <w:bookmarkStart w:id="16" w:name="_Toc205363094"/>
       <w:r>
         <w:t xml:space="preserve">4.1 </w:t>
       </w:r>
@@ -9465,13 +9432,11 @@
         <w:t xml:space="preserve">Figura 4. </w:t>
       </w:r>
       <w:r>
-        <w:t>Ge</w:t>
-      </w:r>
-      <w:r>
-        <w:t>n</w:t>
-      </w:r>
-      <w:r>
-        <w:t>eralidades de los aranceles</w:t>
+        <w:rPr>
+          <w:b w:val="0"/>
+          <w:bCs w:val="0"/>
+        </w:rPr>
+        <w:t>Generalidades de los aranceles</w:t>
       </w:r>
     </w:p>
     <w:p>
@@ -9501,7 +9466,7 @@
                     <pic:cNvPicPr/>
                   </pic:nvPicPr>
                   <pic:blipFill>
-                    <a:blip r:embed="rId23"/>
+                    <a:blip r:embed="rId24"/>
                     <a:stretch>
                       <a:fillRect/>
                     </a:stretch>
@@ -9641,7 +9606,19 @@
           <w:lang w:val="es-419" w:eastAsia="es-CO"/>
         </w:rPr>
         <w:lastRenderedPageBreak/>
-        <w:t>dicho bien logrando una desmotivación en el consumo de bienes extranjeros.</w:t>
+        <w:t>dicho bien</w:t>
+      </w:r>
+      <w:r>
+        <w:rPr>
+          <w:lang w:val="es-419" w:eastAsia="es-CO"/>
+        </w:rPr>
+        <w:t>,</w:t>
+      </w:r>
+      <w:r>
+        <w:rPr>
+          <w:lang w:val="es-419" w:eastAsia="es-CO"/>
+        </w:rPr>
+        <w:t xml:space="preserve"> logrando una desmotivación en el consumo de bienes extranjeros.</w:t>
       </w:r>
     </w:p>
     <w:p>
@@ -9690,6 +9667,10 @@
         <w:t xml:space="preserve">Figura 5. </w:t>
       </w:r>
       <w:r>
+        <w:rPr>
+          <w:b w:val="0"/>
+          <w:bCs w:val="0"/>
+        </w:rPr>
         <w:t>Clasificación de los aranceles</w:t>
       </w:r>
     </w:p>
@@ -9720,7 +9701,7 @@
                     <pic:cNvPicPr/>
                   </pic:nvPicPr>
                   <pic:blipFill>
-                    <a:blip r:embed="rId24"/>
+                    <a:blip r:embed="rId25"/>
                     <a:stretch>
                       <a:fillRect/>
                     </a:stretch>
@@ -9907,7 +9888,7 @@
       <w:pPr>
         <w:pStyle w:val="Ttulo2"/>
       </w:pPr>
-      <w:bookmarkStart w:id="17" w:name="_Toc204855228"/>
+      <w:bookmarkStart w:id="17" w:name="_Toc205363095"/>
       <w:r>
         <w:t xml:space="preserve">4.2 </w:t>
       </w:r>
@@ -9932,7 +9913,14 @@
         <w:pStyle w:val="Figura"/>
       </w:pPr>
       <w:r>
-        <w:t>Figura 6. Tipos de procedimientos arancelarios</w:t>
+        <w:t xml:space="preserve">Figura 6. </w:t>
+      </w:r>
+      <w:r>
+        <w:rPr>
+          <w:b w:val="0"/>
+          <w:bCs w:val="0"/>
+        </w:rPr>
+        <w:t>Tipos de procedimientos arancelarios</w:t>
       </w:r>
     </w:p>
     <w:p>
@@ -9969,7 +9957,7 @@
                     <pic:cNvPicPr/>
                   </pic:nvPicPr>
                   <pic:blipFill>
-                    <a:blip r:embed="rId25"/>
+                    <a:blip r:embed="rId26"/>
                     <a:stretch>
                       <a:fillRect/>
                     </a:stretch>
@@ -10019,20 +10007,6 @@
     <w:p>
       <w:pPr>
         <w:rPr>
-          <w:lang w:val="es-419" w:eastAsia="es-CO"/>
-        </w:rPr>
-      </w:pPr>
-    </w:p>
-    <w:p>
-      <w:pPr>
-        <w:rPr>
-          <w:lang w:val="es-419" w:eastAsia="es-CO"/>
-        </w:rPr>
-      </w:pPr>
-    </w:p>
-    <w:p>
-      <w:pPr>
-        <w:rPr>
           <w:b/>
           <w:bCs/>
           <w:lang w:val="es-419" w:eastAsia="es-CO"/>
@@ -10255,32 +10229,32 @@
       <w:pPr>
         <w:pStyle w:val="Ttulo2"/>
       </w:pPr>
-      <w:bookmarkStart w:id="18" w:name="_Toc204855229"/>
+      <w:bookmarkStart w:id="18" w:name="_Toc205363096"/>
+      <w:r>
+        <w:t>4.3 Tipos de reglamentación</w:t>
+      </w:r>
+      <w:bookmarkEnd w:id="18"/>
+    </w:p>
+    <w:p>
+      <w:pPr>
+        <w:rPr>
+          <w:lang w:val="es-419" w:eastAsia="es-CO"/>
+        </w:rPr>
+      </w:pPr>
+      <w:r>
+        <w:rPr>
+          <w:lang w:val="es-419" w:eastAsia="es-CO"/>
+        </w:rPr>
+        <w:t>La reglamentación arancelaria se refiere a las normas y disposiciones que regulan los aranceles (impuestos) aplicables a la importación y exportación de mercancías.</w:t>
+      </w:r>
+    </w:p>
+    <w:p>
+      <w:pPr>
+        <w:pStyle w:val="Ttulo3"/>
+      </w:pPr>
+      <w:bookmarkStart w:id="19" w:name="_Toc205363097"/>
       <w:r>
         <w:lastRenderedPageBreak/>
-        <w:t>4.3 Tipos de reglamentación</w:t>
-      </w:r>
-      <w:bookmarkEnd w:id="18"/>
-    </w:p>
-    <w:p>
-      <w:pPr>
-        <w:rPr>
-          <w:lang w:val="es-419" w:eastAsia="es-CO"/>
-        </w:rPr>
-      </w:pPr>
-      <w:r>
-        <w:rPr>
-          <w:lang w:val="es-419" w:eastAsia="es-CO"/>
-        </w:rPr>
-        <w:t>La reglamentación arancelaria se refiere a las normas y disposiciones que regulan los aranceles (impuestos) aplicables a la importación y exportación de mercancías.</w:t>
-      </w:r>
-    </w:p>
-    <w:p>
-      <w:pPr>
-        <w:pStyle w:val="Ttulo3"/>
-      </w:pPr>
-      <w:bookmarkStart w:id="19" w:name="_Toc204855230"/>
-      <w:r>
         <w:t>4.3.1 Reglamentación nacional</w:t>
       </w:r>
       <w:bookmarkEnd w:id="19"/>
@@ -10354,15 +10328,6 @@
     </w:p>
     <w:p>
       <w:pPr>
-        <w:pStyle w:val="Prrafodelista"/>
-        <w:ind w:left="1429" w:firstLine="0"/>
-        <w:rPr>
-          <w:lang w:val="es-419" w:eastAsia="es-CO"/>
-        </w:rPr>
-      </w:pPr>
-    </w:p>
-    <w:p>
-      <w:pPr>
         <w:rPr>
           <w:b/>
           <w:bCs/>
@@ -10399,7 +10364,14 @@
         <w:pStyle w:val="Figura"/>
       </w:pPr>
       <w:r>
-        <w:t>Figura 7. Arancel de aduanas</w:t>
+        <w:t xml:space="preserve">Figura 7. </w:t>
+      </w:r>
+      <w:r>
+        <w:rPr>
+          <w:b w:val="0"/>
+          <w:bCs w:val="0"/>
+        </w:rPr>
+        <w:t>Arancel de aduanas</w:t>
       </w:r>
     </w:p>
     <w:p>
@@ -10429,7 +10401,7 @@
                     <pic:cNvPicPr/>
                   </pic:nvPicPr>
                   <pic:blipFill>
-                    <a:blip r:embed="rId26"/>
+                    <a:blip r:embed="rId27"/>
                     <a:stretch>
                       <a:fillRect/>
                     </a:stretch>
@@ -10466,14 +10438,7 @@
         <w:rPr>
           <w:lang w:val="es-419" w:eastAsia="es-CO"/>
         </w:rPr>
-        <w:t xml:space="preserve">un listado de mercancías que empezó a organizarse con el criterio de la naturaleza o composición del producto y por ello el primero que se </w:t>
-      </w:r>
-      <w:r>
-        <w:rPr>
-          <w:lang w:val="es-419" w:eastAsia="es-CO"/>
-        </w:rPr>
-        <w:lastRenderedPageBreak/>
-        <w:t>utilizó, fue el de los reinos de la naturaleza (</w:t>
+        <w:t>un listado de mercancías que empezó a organizarse con el criterio de la naturaleza o composición del producto y por ello el primero que se utilizó, fue el de los reinos de la naturaleza (</w:t>
       </w:r>
       <w:r>
         <w:rPr>
@@ -10522,6 +10487,7 @@
           <w:sz w:val="22"/>
           <w:lang w:val="es-419" w:eastAsia="es-CO"/>
         </w:rPr>
+        <w:lastRenderedPageBreak/>
         <w:t>Fuente:</w:t>
       </w:r>
       <w:r>
@@ -10569,11 +10535,19 @@
     <w:p>
       <w:pPr>
         <w:pStyle w:val="Figura"/>
+        <w:rPr>
+          <w:b w:val="0"/>
+          <w:bCs w:val="0"/>
+        </w:rPr>
       </w:pPr>
       <w:r>
         <w:t xml:space="preserve">Figura 8. </w:t>
       </w:r>
       <w:r>
+        <w:rPr>
+          <w:b w:val="0"/>
+          <w:bCs w:val="0"/>
+        </w:rPr>
         <w:t>Nomenclatura arancelaria</w:t>
       </w:r>
     </w:p>
@@ -10604,7 +10578,7 @@
                     <pic:cNvPicPr/>
                   </pic:nvPicPr>
                   <pic:blipFill>
-                    <a:blip r:embed="rId27"/>
+                    <a:blip r:embed="rId28"/>
                     <a:stretch>
                       <a:fillRect/>
                     </a:stretch>
@@ -10683,30 +10657,34 @@
     </w:p>
     <w:p>
       <w:pPr>
+        <w:spacing w:before="0" w:after="160" w:line="259" w:lineRule="auto"/>
         <w:ind w:firstLine="0"/>
         <w:rPr>
           <w:sz w:val="22"/>
           <w:lang w:val="es-419" w:eastAsia="es-CO"/>
         </w:rPr>
       </w:pPr>
-    </w:p>
-    <w:p>
-      <w:pPr>
-        <w:ind w:firstLine="0"/>
+      <w:r>
         <w:rPr>
           <w:sz w:val="22"/>
           <w:lang w:val="es-419" w:eastAsia="es-CO"/>
         </w:rPr>
-      </w:pPr>
+        <w:br w:type="page"/>
+      </w:r>
     </w:p>
     <w:p>
       <w:pPr>
         <w:pStyle w:val="Figura"/>
       </w:pPr>
       <w:r>
+        <w:lastRenderedPageBreak/>
         <w:t xml:space="preserve">Figura 9. </w:t>
       </w:r>
       <w:r>
+        <w:rPr>
+          <w:b w:val="0"/>
+          <w:bCs w:val="0"/>
+        </w:rPr>
         <w:t>Ejemplo de nomenclatura arancelaria</w:t>
       </w:r>
     </w:p>
@@ -10737,7 +10715,7 @@
                     <pic:cNvPicPr/>
                   </pic:nvPicPr>
                   <pic:blipFill>
-                    <a:blip r:embed="rId28"/>
+                    <a:blip r:embed="rId29"/>
                     <a:stretch>
                       <a:fillRect/>
                     </a:stretch>
@@ -10977,6 +10955,7 @@
           <w:bCs/>
           <w:lang w:val="es-419" w:eastAsia="es-CO"/>
         </w:rPr>
+        <w:lastRenderedPageBreak/>
         <w:t>¿Cuáles son las particularidades de la nomenclatura arancelaria?</w:t>
       </w:r>
     </w:p>
@@ -10985,7 +10964,14 @@
         <w:pStyle w:val="Figura"/>
       </w:pPr>
       <w:r>
-        <w:t>Figura 10. Particularidades de la nomenclatura arancelaria</w:t>
+        <w:t xml:space="preserve">Figura 10. </w:t>
+      </w:r>
+      <w:r>
+        <w:rPr>
+          <w:b w:val="0"/>
+          <w:bCs w:val="0"/>
+        </w:rPr>
+        <w:t>Particularidades de la nomenclatura arancelaria</w:t>
       </w:r>
     </w:p>
     <w:p>
@@ -11028,7 +11014,7 @@
                           </pic:cNvPicPr>
                         </pic:nvPicPr>
                         <pic:blipFill>
-                          <a:blip r:embed="rId29">
+                          <a:blip r:embed="rId30">
                             <a:extLst>
                               <a:ext uri="{28A0092B-C50C-407E-A947-70E740481C1C}">
                                 <a14:useLocalDpi xmlns:a14="http://schemas.microsoft.com/office/drawing/2010/main" val="0"/>
@@ -11057,7 +11043,7 @@
                           </pic:cNvPicPr>
                         </pic:nvPicPr>
                         <pic:blipFill>
-                          <a:blip r:embed="rId30">
+                          <a:blip r:embed="rId31">
                             <a:extLst>
                               <a:ext uri="{28A0092B-C50C-407E-A947-70E740481C1C}">
                                 <a14:useLocalDpi xmlns:a14="http://schemas.microsoft.com/office/drawing/2010/main" val="0"/>
@@ -11177,6 +11163,10 @@
         <w:t xml:space="preserve">Figura 11. </w:t>
       </w:r>
       <w:r>
+        <w:rPr>
+          <w:b w:val="0"/>
+          <w:bCs w:val="0"/>
+        </w:rPr>
         <w:t>Ejemplos tipos de nomenclatura</w:t>
       </w:r>
     </w:p>
@@ -11238,7 +11228,6 @@
         <w:rPr>
           <w:lang w:val="es-419" w:eastAsia="es-CO"/>
         </w:rPr>
-        <w:lastRenderedPageBreak/>
         <w:t xml:space="preserve">Se describen los tres tipos de nomenclaturas aplicables a Colombia: </w:t>
       </w:r>
     </w:p>
@@ -11275,6 +11264,7 @@
         <w:rPr>
           <w:lang w:val="es-419" w:eastAsia="es-CO"/>
         </w:rPr>
+        <w:lastRenderedPageBreak/>
         <w:t>Nomenclatura Arancelaria de la Comunidad Andina-NANDINA</w:t>
       </w:r>
     </w:p>
@@ -11325,7 +11315,7 @@
       <w:pPr>
         <w:pStyle w:val="Ttulo3"/>
       </w:pPr>
-      <w:bookmarkStart w:id="20" w:name="_Toc204855231"/>
+      <w:bookmarkStart w:id="20" w:name="_Toc205363098"/>
       <w:r>
         <w:t>4.3.2 Reglamentación internacional</w:t>
       </w:r>
@@ -11420,7 +11410,7 @@
       <w:pPr>
         <w:pStyle w:val="Ttulo2"/>
       </w:pPr>
-      <w:bookmarkStart w:id="21" w:name="_Toc204855232"/>
+      <w:bookmarkStart w:id="21" w:name="_Toc205363099"/>
       <w:r>
         <w:t>4.2 Tipos de trámites</w:t>
       </w:r>
@@ -11469,6 +11459,10 @@
         <w:t xml:space="preserve">Figura 12. </w:t>
       </w:r>
       <w:r>
+        <w:rPr>
+          <w:b w:val="0"/>
+          <w:bCs w:val="0"/>
+        </w:rPr>
         <w:t>Tipos de trámites arancelarios</w:t>
       </w:r>
     </w:p>
@@ -11931,7 +11925,7 @@
       <w:pPr>
         <w:pStyle w:val="Titulosgenerales"/>
       </w:pPr>
-      <w:bookmarkStart w:id="22" w:name="_Toc204855233"/>
+      <w:bookmarkStart w:id="22" w:name="_Toc205363100"/>
       <w:r>
         <w:lastRenderedPageBreak/>
         <w:t>Síntesis</w:t>
@@ -12021,7 +12015,7 @@
       <w:pPr>
         <w:pStyle w:val="Titulosgenerales"/>
       </w:pPr>
-      <w:bookmarkStart w:id="23" w:name="_Toc204855234"/>
+      <w:bookmarkStart w:id="23" w:name="_Toc205363101"/>
       <w:r>
         <w:lastRenderedPageBreak/>
         <w:t>Glosario</w:t>
@@ -12478,7 +12472,7 @@
       <w:pPr>
         <w:pStyle w:val="Titulosgenerales"/>
       </w:pPr>
-      <w:bookmarkStart w:id="24" w:name="_Toc204855235"/>
+      <w:bookmarkStart w:id="24" w:name="_Toc205363102"/>
       <w:r>
         <w:lastRenderedPageBreak/>
         <w:t>Material complementario</w:t>
@@ -12948,7 +12942,7 @@
       <w:pPr>
         <w:pStyle w:val="Titulosgenerales"/>
       </w:pPr>
-      <w:bookmarkStart w:id="25" w:name="_Toc204855236"/>
+      <w:bookmarkStart w:id="25" w:name="_Toc205363103"/>
       <w:r>
         <w:lastRenderedPageBreak/>
         <w:t>Referencias bibliográficas</w:t>
@@ -13185,7 +13179,7 @@
       <w:pPr>
         <w:pStyle w:val="Titulosgenerales"/>
       </w:pPr>
-      <w:bookmarkStart w:id="26" w:name="_Toc204855237"/>
+      <w:bookmarkStart w:id="26" w:name="_Toc205363104"/>
       <w:r>
         <w:lastRenderedPageBreak/>
         <w:t>C</w:t>
@@ -13425,14 +13419,6 @@
                 <w:sz w:val="28"/>
                 <w:szCs w:val="28"/>
               </w:rPr>
-              <w:t xml:space="preserve">la </w:t>
-            </w:r>
-            <w:r>
-              <w:rPr>
-                <w:rFonts w:cs="Calibri"/>
-                <w:sz w:val="28"/>
-                <w:szCs w:val="28"/>
-              </w:rPr>
               <w:t>l</w:t>
             </w:r>
             <w:r>
@@ -14179,7 +14165,6 @@
                 <w:sz w:val="28"/>
                 <w:szCs w:val="28"/>
               </w:rPr>
-              <w:lastRenderedPageBreak/>
               <w:t>Jonathan Adie Villafañe</w:t>
             </w:r>
           </w:p>
@@ -14203,7 +14188,7 @@
                 <w:sz w:val="28"/>
                 <w:szCs w:val="28"/>
               </w:rPr>
-              <w:t xml:space="preserve">Validador y vinculador de recursos </w:t>
+              <w:t>Validador y vinculador de recursos</w:t>
             </w:r>
             <w:r>
               <w:rPr>
@@ -14211,7 +14196,7 @@
                 <w:sz w:val="28"/>
                 <w:szCs w:val="28"/>
               </w:rPr>
-              <w:t xml:space="preserve">educativos </w:t>
+              <w:t xml:space="preserve"> </w:t>
             </w:r>
             <w:r>
               <w:rPr>
@@ -14267,6 +14252,7 @@
                 <w:sz w:val="28"/>
                 <w:szCs w:val="28"/>
               </w:rPr>
+              <w:lastRenderedPageBreak/>
               <w:t>Jairo Luis Valencia Ebratt</w:t>
             </w:r>
           </w:p>
@@ -14290,7 +14276,7 @@
                 <w:sz w:val="28"/>
                 <w:szCs w:val="28"/>
               </w:rPr>
-              <w:t xml:space="preserve">Validador y vinculador de recursos </w:t>
+              <w:t>Validador y vinculador de recursos</w:t>
             </w:r>
             <w:r>
               <w:rPr>
@@ -14298,7 +14284,7 @@
                 <w:sz w:val="28"/>
                 <w:szCs w:val="28"/>
               </w:rPr>
-              <w:t xml:space="preserve">educativos </w:t>
+              <w:t xml:space="preserve"> </w:t>
             </w:r>
             <w:r>
               <w:rPr>
@@ -27181,16 +27167,18 @@
 </file>
 
 <file path=customXml/item1.xml><?xml version="1.0" encoding="utf-8"?>
-<b:Sources xmlns:b="http://schemas.openxmlformats.org/officeDocument/2006/bibliography" xmlns="http://schemas.openxmlformats.org/officeDocument/2006/bibliography" SelectedStyle="\APASixthEditionOfficeOnline.xsl" StyleName="APA" Version="6"/>
+<p:properties xmlns:p="http://schemas.microsoft.com/office/2006/metadata/properties" xmlns:xsi="http://www.w3.org/2001/XMLSchema-instance" xmlns:pc="http://schemas.microsoft.com/office/infopath/2007/PartnerControls">
+  <documentManagement>
+    <TaxCatchAll xmlns="cb45339b-ced9-4d0d-8f64-77573914d53b" xsi:nil="true"/>
+    <lcf76f155ced4ddcb4097134ff3c332f xmlns="43a3ca16-9c26-4813-b83f-4aec9927b43f">
+      <Terms xmlns="http://schemas.microsoft.com/office/infopath/2007/PartnerControls"/>
+    </lcf76f155ced4ddcb4097134ff3c332f>
+  </documentManagement>
+</p:properties>
 </file>
 
 <file path=customXml/item2.xml><?xml version="1.0" encoding="utf-8"?>
-<?mso-contentType ?>
-<FormTemplates xmlns="http://schemas.microsoft.com/sharepoint/v3/contenttype/forms">
-  <Display>DocumentLibraryForm</Display>
-  <Edit>DocumentLibraryForm</Edit>
-  <New>DocumentLibraryForm</New>
-</FormTemplates>
+<b:Sources xmlns:b="http://schemas.openxmlformats.org/officeDocument/2006/bibliography" xmlns="http://schemas.openxmlformats.org/officeDocument/2006/bibliography" SelectedStyle="\APASixthEditionOfficeOnline.xsl" StyleName="APA" Version="6"/>
 </file>
 
 <file path=customXml/item3.xml><?xml version="1.0" encoding="utf-8"?>
@@ -27429,28 +27417,29 @@
 </file>
 
 <file path=customXml/item4.xml><?xml version="1.0" encoding="utf-8"?>
-<p:properties xmlns:p="http://schemas.microsoft.com/office/2006/metadata/properties" xmlns:xsi="http://www.w3.org/2001/XMLSchema-instance" xmlns:pc="http://schemas.microsoft.com/office/infopath/2007/PartnerControls">
-  <documentManagement>
-    <TaxCatchAll xmlns="cb45339b-ced9-4d0d-8f64-77573914d53b" xsi:nil="true"/>
-    <lcf76f155ced4ddcb4097134ff3c332f xmlns="43a3ca16-9c26-4813-b83f-4aec9927b43f">
-      <Terms xmlns="http://schemas.microsoft.com/office/infopath/2007/PartnerControls"/>
-    </lcf76f155ced4ddcb4097134ff3c332f>
-  </documentManagement>
-</p:properties>
+<?mso-contentType ?>
+<FormTemplates xmlns="http://schemas.microsoft.com/sharepoint/v3/contenttype/forms">
+  <Display>DocumentLibraryForm</Display>
+  <Edit>DocumentLibraryForm</Edit>
+  <New>DocumentLibraryForm</New>
+</FormTemplates>
 </file>
 
 <file path=customXml/itemProps1.xml><?xml version="1.0" encoding="utf-8"?>
-<ds:datastoreItem xmlns:ds="http://schemas.openxmlformats.org/officeDocument/2006/customXml" ds:itemID="{E8AB44A3-7C62-4BD2-82ED-8ABC209970FA}">
+<ds:datastoreItem xmlns:ds="http://schemas.openxmlformats.org/officeDocument/2006/customXml" ds:itemID="{6929C9FE-9F22-4B98-96EF-1B541B3BD0B2}">
   <ds:schemaRefs>
-    <ds:schemaRef ds:uri="http://schemas.openxmlformats.org/officeDocument/2006/bibliography"/>
+    <ds:schemaRef ds:uri="http://schemas.microsoft.com/office/2006/metadata/properties"/>
+    <ds:schemaRef ds:uri="http://schemas.microsoft.com/office/infopath/2007/PartnerControls"/>
+    <ds:schemaRef ds:uri="cb45339b-ced9-4d0d-8f64-77573914d53b"/>
+    <ds:schemaRef ds:uri="43a3ca16-9c26-4813-b83f-4aec9927b43f"/>
   </ds:schemaRefs>
 </ds:datastoreItem>
 </file>
 
 <file path=customXml/itemProps2.xml><?xml version="1.0" encoding="utf-8"?>
-<ds:datastoreItem xmlns:ds="http://schemas.openxmlformats.org/officeDocument/2006/customXml" ds:itemID="{81CBDEC1-3B00-44ED-AD36-0268077980BA}">
+<ds:datastoreItem xmlns:ds="http://schemas.openxmlformats.org/officeDocument/2006/customXml" ds:itemID="{E8AB44A3-7C62-4BD2-82ED-8ABC209970FA}">
   <ds:schemaRefs>
-    <ds:schemaRef ds:uri="http://schemas.microsoft.com/sharepoint/v3/contenttype/forms"/>
+    <ds:schemaRef ds:uri="http://schemas.openxmlformats.org/officeDocument/2006/bibliography"/>
   </ds:schemaRefs>
 </ds:datastoreItem>
 </file>
@@ -27475,12 +27464,9 @@
 </file>
 
 <file path=customXml/itemProps4.xml><?xml version="1.0" encoding="utf-8"?>
-<ds:datastoreItem xmlns:ds="http://schemas.openxmlformats.org/officeDocument/2006/customXml" ds:itemID="{6929C9FE-9F22-4B98-96EF-1B541B3BD0B2}">
+<ds:datastoreItem xmlns:ds="http://schemas.openxmlformats.org/officeDocument/2006/customXml" ds:itemID="{81CBDEC1-3B00-44ED-AD36-0268077980BA}">
   <ds:schemaRefs>
-    <ds:schemaRef ds:uri="http://schemas.microsoft.com/office/2006/metadata/properties"/>
-    <ds:schemaRef ds:uri="http://schemas.microsoft.com/office/infopath/2007/PartnerControls"/>
-    <ds:schemaRef ds:uri="cb45339b-ced9-4d0d-8f64-77573914d53b"/>
-    <ds:schemaRef ds:uri="43a3ca16-9c26-4813-b83f-4aec9927b43f"/>
+    <ds:schemaRef ds:uri="http://schemas.microsoft.com/sharepoint/v3/contenttype/forms"/>
   </ds:schemaRefs>
 </ds:datastoreItem>
 </file>